--- a/flow/20230927_hours/triodion-lent/тиждень-5/5-5.docx
+++ b/flow/20230927_hours/triodion-lent/тиждень-5/5-5.docx
@@ -59,56 +59,68 @@
     </w:p>
     <w:p>
       <w:pPr>
-        <w:rPr>
-          <w:rFonts w:ascii="Times New Roman" w:hAnsi="Times New Roman"/>
-          <w:sz w:val="24"/>
-        </w:rPr>
-      </w:pPr>
-      <w:r>
-        <w:rPr>
-          <w:rFonts w:ascii="Times New Roman" w:hAnsi="Times New Roman"/>
-          <w:i/>
-          <w:color w:val="FF0000"/>
-          <w:sz w:val="24"/>
-        </w:rPr>
-        <w:t xml:space="preserve">Вірні: </w:t>
-      </w:r>
-      <w:r>
-        <w:rPr>
-          <w:rFonts w:ascii="Times New Roman" w:hAnsi="Times New Roman"/>
-          <w:sz w:val="24"/>
-        </w:rPr>
-        <w:t>Амінь. Слава тобі, Боже наш, слава тобі.</w:t>
-      </w:r>
-    </w:p>
-    <w:p>
-      <w:pPr>
-        <w:rPr>
-          <w:rFonts w:ascii="Times New Roman" w:hAnsi="Times New Roman"/>
-          <w:sz w:val="24"/>
-        </w:rPr>
-      </w:pPr>
-      <w:r>
-        <w:rPr>
-          <w:rFonts w:ascii="Times New Roman" w:hAnsi="Times New Roman"/>
-          <w:sz w:val="24"/>
-        </w:rPr>
-        <w:t>Царю небесний, утішителю, Душе істини,* що всюди єси і все наповняєш,* скарбе дібр і життя подателю,* прийди і вселися в нас,* і очисти нас від усякої скверни,* і спаси, Благий, душі наші.</w:t>
-      </w:r>
-    </w:p>
-    <w:p>
-      <w:pPr>
-        <w:rPr>
-          <w:rFonts w:ascii="Times New Roman" w:hAnsi="Times New Roman"/>
-          <w:sz w:val="24"/>
-        </w:rPr>
-      </w:pPr>
-      <w:r>
-        <w:rPr>
-          <w:rFonts w:ascii="Times New Roman" w:hAnsi="Times New Roman"/>
-          <w:sz w:val="24"/>
-        </w:rPr>
-        <w:t xml:space="preserve">Святий Боже, святий Кріпкий, святий Безсмертний, помилуй нас </w:t>
+        <w:spacing w:after="120"/>
+      </w:pPr>
+      <w:r>
+        <w:rPr>
+          <w:rFonts w:ascii="Times New Roman" w:hAnsi="Times New Roman"/>
+          <w:i/>
+          <w:color w:val="FF0000"/>
+          <w:sz w:val="24"/>
+        </w:rPr>
+        <w:t>Вірні:</w:t>
+      </w:r>
+      <w:r>
+        <w:rPr>
+          <w:rFonts w:ascii="Times New Roman" w:hAnsi="Times New Roman"/>
+          <w:color w:val="FF0000"/>
+          <w:sz w:val="24"/>
+        </w:rPr>
+        <w:t xml:space="preserve"> </w:t>
+      </w:r>
+      <w:r>
+        <w:rPr>
+          <w:rFonts w:ascii="Times New Roman" w:hAnsi="Times New Roman"/>
+          <w:sz w:val="24"/>
+        </w:rPr>
+        <w:t>Амі́нь.</w:t>
+      </w:r>
+    </w:p>
+    <w:p>
+      <w:pPr>
+        <w:spacing w:after="120"/>
+      </w:pPr>
+      <w:r>
+        <w:rPr>
+          <w:rFonts w:ascii="Times New Roman" w:hAnsi="Times New Roman"/>
+          <w:sz w:val="24"/>
+        </w:rPr>
+        <w:t>Сла́ва Тобі́, Бо́же наш, сла́ва Тобі́.</w:t>
+      </w:r>
+    </w:p>
+    <w:p>
+      <w:pPr>
+        <w:spacing w:after="120"/>
+      </w:pPr>
+      <w:r>
+        <w:rPr>
+          <w:rFonts w:ascii="Times New Roman" w:hAnsi="Times New Roman"/>
+          <w:sz w:val="24"/>
+        </w:rPr>
+        <w:t>Ца́рю небе́сний, утіши́телю, Ду́ше íстини,* що всю́ди єси́ і все наповня́єш,* скарбни́це благ і життя́ пода́телю,* прийди́, і всели́ся в нас,* і очи́сти нас від уся́кої скве́рни,* і спаси́, благи́й, ду́ші на́ші.</w:t>
+      </w:r>
+    </w:p>
+    <w:p>
+      <w:pPr>
+        <w:spacing w:after="120"/>
+        <w:jc w:val="both"/>
+      </w:pPr>
+      <w:r>
+        <w:rPr>
+          <w:rFonts w:ascii="Times New Roman" w:hAnsi="Times New Roman"/>
+          <w:sz w:val="24"/>
+        </w:rPr>
+        <w:t xml:space="preserve">Святий Боже, святий Кріпкий, святий Безсмертний, помилуй нас. </w:t>
       </w:r>
       <w:r>
         <w:rPr>
@@ -119,13 +131,174 @@
         </w:rPr>
         <w:t>(3 р.)</w:t>
       </w:r>
-      <w:r>
-        <w:rPr>
-          <w:rFonts w:ascii="Times New Roman" w:hAnsi="Times New Roman"/>
+    </w:p>
+    <w:p>
+      <w:pPr>
+        <w:rPr>
+          <w:rFonts w:ascii="Times New Roman" w:hAnsi="Times New Roman"/>
+          <w:sz w:val="24"/>
+        </w:rPr>
+      </w:pPr>
+      <w:r>
+        <w:rPr>
+          <w:rFonts w:ascii="Times New Roman" w:hAnsi="Times New Roman"/>
+          <w:sz w:val="24"/>
+        </w:rPr>
+        <w:t>Слава Отцю, і Сину, і Святому Духові,* і нині, і повсякчас, і на віки вічні. Амінь.</w:t>
+      </w:r>
+    </w:p>
+    <w:p>
+      <w:pPr>
+        <w:rPr>
+          <w:rFonts w:ascii="Times New Roman" w:hAnsi="Times New Roman"/>
+          <w:sz w:val="24"/>
+        </w:rPr>
+      </w:pPr>
+      <w:r>
+        <w:rPr>
+          <w:rFonts w:ascii="Times New Roman" w:hAnsi="Times New Roman"/>
+          <w:sz w:val="24"/>
+        </w:rPr>
+        <w:t>Пресвята Тройце, помилуй нас;* Господи, очисти гріхи наші;* Владико, прости беззаконня наші;* Святий, завітай і зціли немочі наші імени твого ради.</w:t>
+      </w:r>
+    </w:p>
+    <w:p>
+      <w:pPr>
+        <w:spacing w:after="120"/>
+        <w:jc w:val="both"/>
+      </w:pPr>
+      <w:r>
+        <w:rPr>
+          <w:rFonts w:ascii="Times New Roman" w:hAnsi="Times New Roman"/>
+          <w:sz w:val="24"/>
+        </w:rPr>
+        <w:t xml:space="preserve">Господи, помилуй. </w:t>
+      </w:r>
+      <w:r>
+        <w:rPr>
+          <w:rFonts w:ascii="Times New Roman" w:hAnsi="Times New Roman"/>
+          <w:i/>
+          <w:color w:val="FF0000"/>
+          <w:sz w:val="24"/>
+        </w:rPr>
+        <w:t>(3 р.)</w:t>
+      </w:r>
+    </w:p>
+    <w:p>
+      <w:pPr>
+        <w:rPr>
+          <w:rFonts w:ascii="Times New Roman" w:hAnsi="Times New Roman"/>
+          <w:sz w:val="24"/>
+        </w:rPr>
+      </w:pPr>
+      <w:r>
+        <w:rPr>
+          <w:rFonts w:ascii="Times New Roman" w:hAnsi="Times New Roman"/>
+          <w:sz w:val="24"/>
+        </w:rPr>
+        <w:t>Слава Отцю, і Сину, і Святому Духові* і нині, і повсякчас, і на віки вічні. Амінь.</w:t>
+      </w:r>
+    </w:p>
+    <w:p>
+      <w:pPr>
+        <w:rPr>
+          <w:rFonts w:ascii="Times New Roman" w:hAnsi="Times New Roman"/>
+          <w:sz w:val="24"/>
+        </w:rPr>
+      </w:pPr>
+      <w:r>
+        <w:rPr>
+          <w:rFonts w:ascii="Times New Roman" w:hAnsi="Times New Roman"/>
+          <w:sz w:val="24"/>
+        </w:rPr>
+        <w:t>Отче наш, що єси на небесах,* нехай святиться ім’я твоє,* нехай прийде царство твоє,* нехай буде воля твоя, як на небі, так і на землі.* Хліб наш насущний дай нам сьогодні,* і прости нам провини наші,* як і ми прощаємо винуватцям нашим,* і не введи нас у спокусу,* але визволи нас від лукавого.</w:t>
+      </w:r>
+    </w:p>
+    <w:p>
+      <w:pPr>
+        <w:rPr>
+          <w:rFonts w:ascii="Times New Roman" w:hAnsi="Times New Roman"/>
+          <w:sz w:val="24"/>
+        </w:rPr>
+      </w:pPr>
+      <w:r>
+        <w:rPr>
+          <w:rFonts w:ascii="Times New Roman" w:hAnsi="Times New Roman"/>
+          <w:i/>
+          <w:color w:val="FF0000"/>
+          <w:sz w:val="24"/>
+        </w:rPr>
+        <w:t>Священик</w:t>
+      </w:r>
+      <w:r>
+        <w:rPr>
+          <w:rFonts w:ascii="Times New Roman" w:hAnsi="Times New Roman"/>
+          <w:color w:val="FF0000"/>
+          <w:sz w:val="24"/>
+        </w:rPr>
+        <w:t xml:space="preserve">: </w:t>
+      </w:r>
+      <w:r>
+        <w:rPr>
+          <w:rFonts w:ascii="Times New Roman" w:hAnsi="Times New Roman"/>
+          <w:sz w:val="24"/>
+        </w:rPr>
+        <w:t>Бо твоє є царство, і сила, і слава, Отця, і Сина, і Святого Духа, нині і повсякчас, і на віки вічні.</w:t>
+      </w:r>
+    </w:p>
+    <w:p>
+      <w:pPr>
+        <w:spacing w:after="120"/>
+        <w:jc w:val="both"/>
+      </w:pPr>
+      <w:r>
+        <w:rPr>
+          <w:rFonts w:ascii="Times New Roman" w:hAnsi="Times New Roman"/>
+          <w:i/>
+          <w:color w:val="FF0000"/>
+          <w:sz w:val="24"/>
+        </w:rPr>
+        <w:t>Вірні:</w:t>
+      </w:r>
+      <w:r>
+        <w:rPr>
+          <w:rFonts w:ascii="Times New Roman" w:hAnsi="Times New Roman"/>
+          <w:color w:val="FF0000"/>
+          <w:sz w:val="24"/>
+        </w:rPr>
+        <w:t xml:space="preserve"> </w:t>
+      </w:r>
+      <w:r>
+        <w:rPr>
+          <w:rFonts w:ascii="Times New Roman" w:hAnsi="Times New Roman"/>
+          <w:sz w:val="24"/>
+        </w:rPr>
+        <w:t>Амінь. Господи, помилуй</w:t>
+      </w:r>
+      <w:r>
+        <w:rPr>
+          <w:rFonts w:ascii="Times New Roman" w:hAnsi="Times New Roman"/>
+          <w:i/>
           <w:sz w:val="24"/>
         </w:rPr>
         <w:t>.</w:t>
       </w:r>
+      <w:r>
+        <w:rPr>
+          <w:rFonts w:ascii="Times New Roman" w:hAnsi="Times New Roman"/>
+          <w:sz w:val="24"/>
+        </w:rPr>
+        <w:t xml:space="preserve"> </w:t>
+      </w:r>
+      <w:r>
+        <w:rPr>
+          <w:rFonts w:ascii="Times New Roman" w:hAnsi="Times New Roman"/>
+          <w:i/>
+          <w:color w:val="FF0000"/>
+          <w:sz w:val="24"/>
+        </w:rPr>
+        <w:t>(12 р.)</w:t>
+      </w:r>
     </w:p>
     <w:p>
       <w:pPr>
@@ -144,210 +317,41 @@
     </w:p>
     <w:p>
       <w:pPr>
-        <w:rPr>
-          <w:rFonts w:ascii="Times New Roman" w:hAnsi="Times New Roman"/>
-          <w:sz w:val="24"/>
-        </w:rPr>
-      </w:pPr>
-      <w:r>
-        <w:rPr>
-          <w:rFonts w:ascii="Times New Roman" w:hAnsi="Times New Roman"/>
-          <w:sz w:val="24"/>
-        </w:rPr>
-        <w:t>Пресвята Тройце, помилуй нас;* Господи, очисти гріхи наші;* Владико, прости беззаконня наші;* Святий, завітай і зціли немочі наші імени твого ради.</w:t>
-      </w:r>
-    </w:p>
-    <w:p>
-      <w:pPr>
-        <w:rPr>
-          <w:rFonts w:ascii="Times New Roman" w:hAnsi="Times New Roman"/>
-          <w:sz w:val="24"/>
-        </w:rPr>
-      </w:pPr>
-      <w:r>
-        <w:rPr>
-          <w:rFonts w:ascii="Times New Roman" w:hAnsi="Times New Roman"/>
-          <w:sz w:val="24"/>
-        </w:rPr>
-        <w:t xml:space="preserve">Господи, помилуй </w:t>
-      </w:r>
-      <w:r>
-        <w:rPr>
-          <w:rFonts w:ascii="Times New Roman" w:hAnsi="Times New Roman"/>
-          <w:i/>
-          <w:color w:val="FF0000"/>
-          <w:sz w:val="24"/>
-        </w:rPr>
-        <w:t>(3 р.)</w:t>
-      </w:r>
-      <w:r>
-        <w:rPr>
-          <w:rFonts w:ascii="Times New Roman" w:hAnsi="Times New Roman"/>
-          <w:sz w:val="24"/>
-        </w:rPr>
-        <w:t>.</w:t>
-      </w:r>
-    </w:p>
-    <w:p>
-      <w:pPr>
-        <w:rPr>
-          <w:rFonts w:ascii="Times New Roman" w:hAnsi="Times New Roman"/>
-          <w:sz w:val="24"/>
-        </w:rPr>
-      </w:pPr>
-      <w:r>
-        <w:rPr>
-          <w:rFonts w:ascii="Times New Roman" w:hAnsi="Times New Roman"/>
-          <w:sz w:val="24"/>
-        </w:rPr>
-        <w:t>Слава Отцю, і Сину, і Святому Духові* і нині, і повсякчас, і на віки вічні. Амінь.</w:t>
-      </w:r>
-    </w:p>
-    <w:p>
-      <w:pPr>
-        <w:rPr>
-          <w:rFonts w:ascii="Times New Roman" w:hAnsi="Times New Roman"/>
-          <w:sz w:val="24"/>
-        </w:rPr>
-      </w:pPr>
-      <w:r>
-        <w:rPr>
-          <w:rFonts w:ascii="Times New Roman" w:hAnsi="Times New Roman"/>
-          <w:sz w:val="24"/>
-        </w:rPr>
-        <w:t>Отче наш, що єси на небесах,* нехай святиться ім’я твоє,* нехай прийде царство твоє,* нехай буде воля твоя, як на небі, так і на землі.* Хліб наш насущний дай нам сьогодні,* і прости нам провини наші,* як і ми прощаємо винуватцям нашим,* і не введи нас у спокусу,* але визволи нас від лукавого.</w:t>
-      </w:r>
-    </w:p>
-    <w:p>
-      <w:pPr>
-        <w:rPr>
-          <w:rFonts w:ascii="Times New Roman" w:hAnsi="Times New Roman"/>
-          <w:sz w:val="24"/>
-        </w:rPr>
-      </w:pPr>
-      <w:r>
-        <w:rPr>
-          <w:rFonts w:ascii="Times New Roman" w:hAnsi="Times New Roman"/>
-          <w:i/>
-          <w:color w:val="FF0000"/>
-          <w:sz w:val="24"/>
-        </w:rPr>
-        <w:t>Священик</w:t>
-      </w:r>
-      <w:r>
-        <w:rPr>
-          <w:rFonts w:ascii="Times New Roman" w:hAnsi="Times New Roman"/>
-          <w:color w:val="FF0000"/>
-          <w:sz w:val="24"/>
-        </w:rPr>
-        <w:t xml:space="preserve">: </w:t>
-      </w:r>
-      <w:r>
-        <w:rPr>
-          <w:rFonts w:ascii="Times New Roman" w:hAnsi="Times New Roman"/>
-          <w:sz w:val="24"/>
-        </w:rPr>
-        <w:t>Бо твоє є царство, і сила, і слава, Отця, і Сина, і Святого Духа, нині і повсякчас, і на віки вічні.</w:t>
-      </w:r>
-    </w:p>
-    <w:p>
-      <w:pPr>
-        <w:rPr>
-          <w:rFonts w:ascii="Times New Roman" w:hAnsi="Times New Roman"/>
-          <w:sz w:val="24"/>
-        </w:rPr>
-      </w:pPr>
-      <w:r>
-        <w:rPr>
-          <w:rFonts w:ascii="Times New Roman" w:hAnsi="Times New Roman"/>
-          <w:i/>
-          <w:color w:val="FF0000"/>
-          <w:sz w:val="24"/>
-        </w:rPr>
-        <w:t xml:space="preserve">Вірні: </w:t>
-      </w:r>
-      <w:r>
-        <w:rPr>
-          <w:rFonts w:ascii="Times New Roman" w:hAnsi="Times New Roman"/>
-          <w:sz w:val="24"/>
-        </w:rPr>
-        <w:t xml:space="preserve">Амінь. Господи, помилуй </w:t>
-      </w:r>
-      <w:r>
-        <w:rPr>
-          <w:rFonts w:ascii="Times New Roman" w:hAnsi="Times New Roman"/>
-          <w:i/>
-          <w:color w:val="FF0000"/>
-          <w:sz w:val="24"/>
-        </w:rPr>
-        <w:t>(12 р.)</w:t>
-      </w:r>
-      <w:r>
-        <w:rPr>
-          <w:rFonts w:ascii="Times New Roman" w:hAnsi="Times New Roman"/>
-          <w:sz w:val="24"/>
-        </w:rPr>
-        <w:t>.</w:t>
-      </w:r>
-    </w:p>
-    <w:p>
-      <w:pPr>
-        <w:rPr>
-          <w:rFonts w:ascii="Times New Roman" w:hAnsi="Times New Roman"/>
-          <w:sz w:val="24"/>
-        </w:rPr>
-      </w:pPr>
-      <w:r>
-        <w:rPr>
-          <w:rFonts w:ascii="Times New Roman" w:hAnsi="Times New Roman"/>
-          <w:sz w:val="24"/>
-        </w:rPr>
-        <w:t>Слава Отцю, і Сину, і Святому Духові,* і нині, і повсякчас, і на віки вічні. Амінь.</w:t>
-      </w:r>
-    </w:p>
-    <w:p>
-      <w:pPr>
-        <w:rPr>
-          <w:rFonts w:ascii="Times New Roman" w:hAnsi="Times New Roman"/>
-          <w:sz w:val="24"/>
-        </w:rPr>
-      </w:pPr>
-      <w:r>
-        <w:rPr>
-          <w:rFonts w:ascii="Times New Roman" w:hAnsi="Times New Roman"/>
-          <w:sz w:val="24"/>
-        </w:rPr>
-        <w:t>Прийдіте, поклонімся* Цареві нашому Богу.</w:t>
-      </w:r>
-    </w:p>
-    <w:p>
-      <w:pPr>
-        <w:rPr>
-          <w:rFonts w:ascii="Times New Roman" w:hAnsi="Times New Roman"/>
-          <w:sz w:val="24"/>
-        </w:rPr>
-      </w:pPr>
-      <w:r>
-        <w:rPr>
-          <w:rFonts w:ascii="Times New Roman" w:hAnsi="Times New Roman"/>
-          <w:sz w:val="24"/>
-        </w:rPr>
-        <w:t>Прийдіте, поклонімся* Христові, Цареві нашому Богу.</w:t>
-      </w:r>
-    </w:p>
-    <w:p>
-      <w:pPr>
-        <w:rPr>
-          <w:rFonts w:ascii="Times New Roman" w:hAnsi="Times New Roman"/>
-          <w:sz w:val="24"/>
-        </w:rPr>
-      </w:pPr>
-      <w:r>
-        <w:rPr>
-          <w:rFonts w:ascii="Times New Roman" w:hAnsi="Times New Roman"/>
-          <w:sz w:val="24"/>
-        </w:rPr>
-        <w:t>Прийдіте, поклонімся і припадім* до самого Господа Ісуса Христа, Царя і Бога нашого.</w:t>
+        <w:spacing w:after="120"/>
+        <w:jc w:val="both"/>
+      </w:pPr>
+      <w:r>
+        <w:rPr>
+          <w:rFonts w:ascii="Times New Roman" w:hAnsi="Times New Roman"/>
+          <w:sz w:val="24"/>
+        </w:rPr>
+        <w:t>Прийді́те, поклоні́мся* царе́ві на́шому – Бо́гу.</w:t>
+      </w:r>
+    </w:p>
+    <w:p>
+      <w:pPr>
+        <w:spacing w:after="120"/>
+        <w:jc w:val="both"/>
+      </w:pPr>
+      <w:r>
+        <w:rPr>
+          <w:rFonts w:ascii="Times New Roman" w:hAnsi="Times New Roman"/>
+          <w:sz w:val="24"/>
+        </w:rPr>
+        <w:t>Прийді́те, поклоні́мся* Христо́ві, царе́ві на́шому – Бо́гу.</w:t>
+      </w:r>
+    </w:p>
+    <w:p>
+      <w:pPr>
+        <w:spacing w:after="120"/>
+        <w:jc w:val="both"/>
+      </w:pPr>
+      <w:r>
+        <w:rPr>
+          <w:rFonts w:ascii="Times New Roman" w:hAnsi="Times New Roman"/>
+          <w:sz w:val="24"/>
+        </w:rPr>
+        <w:t>Прийді́те, поклоні́мся і припаді́м* до само́го Го́спода Ісу́са Христа́ – царя́ і Бо́га на́шого.</w:t>
       </w:r>
     </w:p>
     <w:p>
@@ -1067,17 +1071,15 @@
     </w:p>
     <w:p>
       <w:pPr>
-        <w:rPr>
-          <w:rFonts w:ascii="Times New Roman" w:hAnsi="Times New Roman"/>
-          <w:sz w:val="24"/>
-        </w:rPr>
-      </w:pPr>
-      <w:r>
-        <w:rPr>
-          <w:rFonts w:ascii="Times New Roman" w:hAnsi="Times New Roman"/>
-          <w:sz w:val="24"/>
-        </w:rPr>
-        <w:t xml:space="preserve">Господи, помилуй </w:t>
+        <w:spacing w:after="120"/>
+        <w:jc w:val="both"/>
+      </w:pPr>
+      <w:r>
+        <w:rPr>
+          <w:rFonts w:ascii="Times New Roman" w:hAnsi="Times New Roman"/>
+          <w:sz w:val="24"/>
+        </w:rPr>
+        <w:t xml:space="preserve">Господи, помилуй. </w:t>
       </w:r>
       <w:r>
         <w:rPr>
@@ -1088,13 +1090,6 @@
         </w:rPr>
         <w:t>(3 р.)</w:t>
       </w:r>
-      <w:r>
-        <w:rPr>
-          <w:rFonts w:ascii="Times New Roman" w:hAnsi="Times New Roman"/>
-          <w:sz w:val="24"/>
-        </w:rPr>
-        <w:t>.</w:t>
-      </w:r>
     </w:p>
     <w:p>
       <w:pPr>
@@ -1353,17 +1348,15 @@
     </w:p>
     <w:p>
       <w:pPr>
-        <w:rPr>
-          <w:rFonts w:ascii="Times New Roman" w:hAnsi="Times New Roman"/>
-          <w:sz w:val="24"/>
-        </w:rPr>
-      </w:pPr>
-      <w:r>
-        <w:rPr>
-          <w:rFonts w:ascii="Times New Roman" w:hAnsi="Times New Roman"/>
-          <w:sz w:val="24"/>
-        </w:rPr>
-        <w:t xml:space="preserve">Святий Боже, святий Кріпкий, святий Безсмертний, помилуй нас </w:t>
+        <w:spacing w:after="120"/>
+        <w:jc w:val="both"/>
+      </w:pPr>
+      <w:r>
+        <w:rPr>
+          <w:rFonts w:ascii="Times New Roman" w:hAnsi="Times New Roman"/>
+          <w:sz w:val="24"/>
+        </w:rPr>
+        <w:t xml:space="preserve">Святий Боже, святий Кріпкий, святий Безсмертний, помилуй нас. </w:t>
       </w:r>
       <w:r>
         <w:rPr>
@@ -1374,13 +1367,6 @@
         </w:rPr>
         <w:t>(3 р.)</w:t>
       </w:r>
-      <w:r>
-        <w:rPr>
-          <w:rFonts w:ascii="Times New Roman" w:hAnsi="Times New Roman"/>
-          <w:sz w:val="24"/>
-        </w:rPr>
-        <w:t>.</w:t>
-      </w:r>
     </w:p>
     <w:p>
       <w:pPr>
@@ -1414,17 +1400,15 @@
     </w:p>
     <w:p>
       <w:pPr>
-        <w:rPr>
-          <w:rFonts w:ascii="Times New Roman" w:hAnsi="Times New Roman"/>
-          <w:sz w:val="24"/>
-        </w:rPr>
-      </w:pPr>
-      <w:r>
-        <w:rPr>
-          <w:rFonts w:ascii="Times New Roman" w:hAnsi="Times New Roman"/>
-          <w:sz w:val="24"/>
-        </w:rPr>
-        <w:t xml:space="preserve">Господи, помилуй </w:t>
+        <w:spacing w:after="120"/>
+        <w:jc w:val="both"/>
+      </w:pPr>
+      <w:r>
+        <w:rPr>
+          <w:rFonts w:ascii="Times New Roman" w:hAnsi="Times New Roman"/>
+          <w:sz w:val="24"/>
+        </w:rPr>
+        <w:t xml:space="preserve">Господи, помилуй. </w:t>
       </w:r>
       <w:r>
         <w:rPr>
@@ -1434,13 +1418,6 @@
           <w:sz w:val="24"/>
         </w:rPr>
         <w:t>(3 р.)</w:t>
-      </w:r>
-      <w:r>
-        <w:rPr>
-          <w:rFonts w:ascii="Times New Roman" w:hAnsi="Times New Roman"/>
-          <w:sz w:val="24"/>
-        </w:rPr>
-        <w:t>.</w:t>
       </w:r>
     </w:p>
     <w:p>
@@ -1692,17 +1669,15 @@
     </w:p>
     <w:p>
       <w:pPr>
-        <w:rPr>
-          <w:rFonts w:ascii="Times New Roman" w:hAnsi="Times New Roman"/>
-          <w:sz w:val="24"/>
-        </w:rPr>
-      </w:pPr>
-      <w:r>
-        <w:rPr>
-          <w:rFonts w:ascii="Times New Roman" w:hAnsi="Times New Roman"/>
-          <w:sz w:val="24"/>
-        </w:rPr>
-        <w:t xml:space="preserve">Господи, помилуй </w:t>
+        <w:spacing w:after="120"/>
+        <w:jc w:val="both"/>
+      </w:pPr>
+      <w:r>
+        <w:rPr>
+          <w:rFonts w:ascii="Times New Roman" w:hAnsi="Times New Roman"/>
+          <w:sz w:val="24"/>
+        </w:rPr>
+        <w:t xml:space="preserve">Господи, помилуй. </w:t>
       </w:r>
       <w:r>
         <w:rPr>
@@ -1713,13 +1688,6 @@
         </w:rPr>
         <w:t>(3 р.)</w:t>
       </w:r>
-      <w:r>
-        <w:rPr>
-          <w:rFonts w:ascii="Times New Roman" w:hAnsi="Times New Roman"/>
-          <w:sz w:val="24"/>
-        </w:rPr>
-        <w:t>.</w:t>
-      </w:r>
     </w:p>
     <w:p>
       <w:pPr>
@@ -1950,23 +1918,32 @@
     </w:p>
     <w:p>
       <w:pPr>
-        <w:rPr>
-          <w:rFonts w:ascii="Times New Roman" w:hAnsi="Times New Roman"/>
-          <w:i/>
-          <w:iCs/>
-          <w:color w:val="FF0000"/>
-          <w:sz w:val="24"/>
-        </w:rPr>
-      </w:pPr>
-      <w:r>
-        <w:rPr>
-          <w:rFonts w:ascii="Times New Roman" w:hAnsi="Times New Roman"/>
-          <w:i/>
-          <w:iCs/>
-          <w:color w:val="FF0000"/>
-          <w:sz w:val="24"/>
-        </w:rPr>
-        <w:t>І знову: молитва св. Єфрема і доземний поклін.</w:t>
+        <w:spacing w:after="120"/>
+      </w:pPr>
+      <w:r>
+        <w:rPr>
+          <w:rFonts w:ascii="Times New Roman" w:hAnsi="Times New Roman"/>
+          <w:color w:val="303030"/>
+          <w:sz w:val="24"/>
+        </w:rPr>
+        <w:t xml:space="preserve">Го́споди і Влади́ко життя́ мого́! Духа ліни́вства, недбайли́вости, властолю́б'я і пустомо́вства віджени́ від ме́не. Ду́ха чистоти́, поко́ри, терпели́вости й любо́ви дару́й мені, </w:t>
+      </w:r>
+      <w:r>
+        <w:rPr>
+          <w:rFonts w:ascii="Times New Roman" w:hAnsi="Times New Roman"/>
+          <w:color w:val="303030"/>
+          <w:sz w:val="24"/>
+        </w:rPr>
+        <w:t xml:space="preserve">слузі́ Твоє́му. Так, Го́споди, Ца́рю! Дай мені́ ба́чити гріхи́ мої́ і не осу́джувати бра́та мого́, бо Ти благослове́нний на ві́ки вікі́в. Амі́нь. </w:t>
+      </w:r>
+      <w:r>
+        <w:rPr>
+          <w:rFonts w:ascii="Times New Roman" w:hAnsi="Times New Roman"/>
+          <w:i/>
+          <w:color w:val="FF3333"/>
+          <w:sz w:val="24"/>
+        </w:rPr>
+        <w:t>(Доземний поклін)</w:t>
       </w:r>
     </w:p>
     <w:p>
@@ -1990,17 +1967,15 @@
     </w:p>
     <w:p>
       <w:pPr>
-        <w:rPr>
-          <w:rFonts w:ascii="Times New Roman" w:hAnsi="Times New Roman"/>
-          <w:sz w:val="24"/>
-        </w:rPr>
-      </w:pPr>
-      <w:r>
-        <w:rPr>
-          <w:rFonts w:ascii="Times New Roman" w:hAnsi="Times New Roman"/>
-          <w:sz w:val="24"/>
-        </w:rPr>
-        <w:t xml:space="preserve">Святий Боже, святий Кріпкий, святий Безсмертний, помилуй нас </w:t>
+        <w:spacing w:after="120"/>
+        <w:jc w:val="both"/>
+      </w:pPr>
+      <w:r>
+        <w:rPr>
+          <w:rFonts w:ascii="Times New Roman" w:hAnsi="Times New Roman"/>
+          <w:sz w:val="24"/>
+        </w:rPr>
+        <w:t xml:space="preserve">Святий Боже, святий Кріпкий, святий Безсмертний, помилуй нас. </w:t>
       </w:r>
       <w:r>
         <w:rPr>
@@ -2010,13 +1985,6 @@
           <w:sz w:val="24"/>
         </w:rPr>
         <w:t>(3 р.)</w:t>
-      </w:r>
-      <w:r>
-        <w:rPr>
-          <w:rFonts w:ascii="Times New Roman" w:hAnsi="Times New Roman"/>
-          <w:sz w:val="24"/>
-        </w:rPr>
-        <w:t>.</w:t>
       </w:r>
     </w:p>
     <w:p>
@@ -2052,17 +2020,15 @@
     </w:p>
     <w:p>
       <w:pPr>
-        <w:rPr>
-          <w:rFonts w:ascii="Times New Roman" w:hAnsi="Times New Roman"/>
-          <w:sz w:val="24"/>
-        </w:rPr>
-      </w:pPr>
-      <w:r>
-        <w:rPr>
-          <w:rFonts w:ascii="Times New Roman" w:hAnsi="Times New Roman"/>
-          <w:sz w:val="24"/>
-        </w:rPr>
-        <w:t xml:space="preserve">Господи, помилуй </w:t>
+        <w:spacing w:after="120"/>
+        <w:jc w:val="both"/>
+      </w:pPr>
+      <w:r>
+        <w:rPr>
+          <w:rFonts w:ascii="Times New Roman" w:hAnsi="Times New Roman"/>
+          <w:sz w:val="24"/>
+        </w:rPr>
+        <w:t xml:space="preserve">Господи, помилуй. </w:t>
       </w:r>
       <w:r>
         <w:rPr>
@@ -2073,13 +2039,6 @@
         </w:rPr>
         <w:t>(3 р.)</w:t>
       </w:r>
-      <w:r>
-        <w:rPr>
-          <w:rFonts w:ascii="Times New Roman" w:hAnsi="Times New Roman"/>
-          <w:sz w:val="24"/>
-        </w:rPr>
-        <w:t>.</w:t>
-      </w:r>
     </w:p>
     <w:p>
       <w:pPr>
@@ -2264,26 +2223,32 @@
     </w:p>
     <w:p>
       <w:pPr>
-        <w:rPr>
-          <w:rFonts w:ascii="Times New Roman" w:hAnsi="Times New Roman"/>
-          <w:sz w:val="24"/>
-        </w:rPr>
-      </w:pPr>
-      <w:r>
-        <w:rPr>
-          <w:rFonts w:ascii="Times New Roman" w:hAnsi="Times New Roman"/>
-          <w:i/>
-          <w:color w:val="FF0000"/>
-          <w:sz w:val="24"/>
-        </w:rPr>
-        <w:t xml:space="preserve">Священик: </w:t>
-      </w:r>
-      <w:r>
-        <w:rPr>
-          <w:rFonts w:ascii="Times New Roman" w:hAnsi="Times New Roman"/>
-          <w:sz w:val="24"/>
-        </w:rPr>
-        <w:t>Слава тобі, Христе Боже, надіє наша, слава тобі!</w:t>
+        <w:spacing w:after="120"/>
+        <w:jc w:val="both"/>
+      </w:pPr>
+      <w:r>
+        <w:rPr>
+          <w:rFonts w:ascii="Times New Roman" w:hAnsi="Times New Roman"/>
+          <w:i/>
+          <w:color w:val="FF0000"/>
+          <w:sz w:val="24"/>
+        </w:rPr>
+        <w:t>Священик:</w:t>
+      </w:r>
+      <w:r>
+        <w:rPr>
+          <w:rFonts w:ascii="Times New Roman" w:hAnsi="Times New Roman"/>
+          <w:color w:val="FF0000"/>
+          <w:sz w:val="24"/>
+        </w:rPr>
+        <w:t xml:space="preserve"> </w:t>
+      </w:r>
+      <w:r>
+        <w:rPr>
+          <w:rFonts w:ascii="Times New Roman" w:hAnsi="Times New Roman"/>
+          <w:sz w:val="24"/>
+        </w:rPr>
+        <w:t>Слава тобі, Христе Боже, уповання наше, слава тобі!</w:t>
       </w:r>
     </w:p>
     <w:p>
@@ -2448,6 +2413,187 @@
     </w:p>
     <w:p>
       <w:pPr>
+        <w:spacing w:after="120"/>
+      </w:pPr>
+      <w:r>
+        <w:rPr>
+          <w:rFonts w:ascii="Times New Roman" w:hAnsi="Times New Roman"/>
+          <w:i/>
+          <w:color w:val="FF0000"/>
+          <w:sz w:val="24"/>
+        </w:rPr>
+        <w:t>Вірні:</w:t>
+      </w:r>
+      <w:r>
+        <w:rPr>
+          <w:rFonts w:ascii="Times New Roman" w:hAnsi="Times New Roman"/>
+          <w:color w:val="FF0000"/>
+          <w:sz w:val="24"/>
+        </w:rPr>
+        <w:t xml:space="preserve"> </w:t>
+      </w:r>
+      <w:r>
+        <w:rPr>
+          <w:rFonts w:ascii="Times New Roman" w:hAnsi="Times New Roman"/>
+          <w:sz w:val="24"/>
+        </w:rPr>
+        <w:t>Амі́нь.</w:t>
+      </w:r>
+    </w:p>
+    <w:p>
+      <w:pPr>
+        <w:spacing w:after="120"/>
+      </w:pPr>
+      <w:r>
+        <w:rPr>
+          <w:rFonts w:ascii="Times New Roman" w:hAnsi="Times New Roman"/>
+          <w:sz w:val="24"/>
+        </w:rPr>
+        <w:t>Сла́ва Тобі́, Бо́же наш, сла́ва Тобі́.</w:t>
+      </w:r>
+    </w:p>
+    <w:p>
+      <w:pPr>
+        <w:spacing w:after="120"/>
+      </w:pPr>
+      <w:r>
+        <w:rPr>
+          <w:rFonts w:ascii="Times New Roman" w:hAnsi="Times New Roman"/>
+          <w:sz w:val="24"/>
+        </w:rPr>
+        <w:t>Ца́рю небе́сний, утіши́телю, Ду́ше íстини,* що всю́ди єси́ і все наповня́єш,* скарбни́це благ і життя́ пода́телю,* прийди́, і всели́ся в нас,* і очи́сти нас від уся́кої скве́рни,* і спаси́, благи́й, ду́ші на́ші.</w:t>
+      </w:r>
+    </w:p>
+    <w:p>
+      <w:pPr>
+        <w:spacing w:after="120"/>
+        <w:jc w:val="both"/>
+      </w:pPr>
+      <w:r>
+        <w:rPr>
+          <w:rFonts w:ascii="Times New Roman" w:hAnsi="Times New Roman"/>
+          <w:sz w:val="24"/>
+        </w:rPr>
+        <w:t xml:space="preserve">Святий Боже, святий Кріпкий, святий Безсмертний, помилуй нас. </w:t>
+      </w:r>
+      <w:r>
+        <w:rPr>
+          <w:rFonts w:ascii="Times New Roman" w:hAnsi="Times New Roman"/>
+          <w:i/>
+          <w:color w:val="FF0000"/>
+          <w:sz w:val="24"/>
+        </w:rPr>
+        <w:t>(3 р.)</w:t>
+      </w:r>
+    </w:p>
+    <w:p>
+      <w:pPr>
+        <w:rPr>
+          <w:rFonts w:ascii="Times New Roman" w:hAnsi="Times New Roman"/>
+          <w:sz w:val="24"/>
+        </w:rPr>
+      </w:pPr>
+      <w:r>
+        <w:rPr>
+          <w:rFonts w:ascii="Times New Roman" w:hAnsi="Times New Roman"/>
+          <w:sz w:val="24"/>
+        </w:rPr>
+        <w:t>Слава Отцю, і Сину, і Святому Духові,* і нині і повсякчас, і на віки вічні. Амінь.</w:t>
+      </w:r>
+    </w:p>
+    <w:p>
+      <w:pPr>
+        <w:rPr>
+          <w:rFonts w:ascii="Times New Roman" w:hAnsi="Times New Roman"/>
+          <w:sz w:val="24"/>
+        </w:rPr>
+      </w:pPr>
+      <w:r>
+        <w:rPr>
+          <w:rFonts w:ascii="Times New Roman" w:hAnsi="Times New Roman"/>
+          <w:sz w:val="24"/>
+        </w:rPr>
+        <w:t>Пресвята Тройце, помилуй нас;* Господи, очисти гріхи наші;* Владико, прости беззаконня наші;* Святий, завітай і зціли немочі наші імени твого ради.</w:t>
+      </w:r>
+    </w:p>
+    <w:p>
+      <w:pPr>
+        <w:spacing w:after="120"/>
+        <w:jc w:val="both"/>
+      </w:pPr>
+      <w:r>
+        <w:rPr>
+          <w:rFonts w:ascii="Times New Roman" w:hAnsi="Times New Roman"/>
+          <w:sz w:val="24"/>
+        </w:rPr>
+        <w:t xml:space="preserve">Господи, помилуй. </w:t>
+      </w:r>
+      <w:r>
+        <w:rPr>
+          <w:rFonts w:ascii="Times New Roman" w:hAnsi="Times New Roman"/>
+          <w:i/>
+          <w:color w:val="FF0000"/>
+          <w:sz w:val="24"/>
+        </w:rPr>
+        <w:t>(3 р.)</w:t>
+      </w:r>
+    </w:p>
+    <w:p>
+      <w:pPr>
+        <w:rPr>
+          <w:rFonts w:ascii="Times New Roman" w:hAnsi="Times New Roman"/>
+          <w:sz w:val="24"/>
+        </w:rPr>
+      </w:pPr>
+      <w:r>
+        <w:rPr>
+          <w:rFonts w:ascii="Times New Roman" w:hAnsi="Times New Roman"/>
+          <w:sz w:val="24"/>
+        </w:rPr>
+        <w:t>Слава Отцю, і Сину, і Святому Духові,* і нині і повсякчас, і на віки вічні. Амінь.</w:t>
+      </w:r>
+    </w:p>
+    <w:p>
+      <w:pPr>
+        <w:rPr>
+          <w:rFonts w:ascii="Times New Roman" w:hAnsi="Times New Roman"/>
+          <w:sz w:val="24"/>
+        </w:rPr>
+      </w:pPr>
+      <w:r>
+        <w:rPr>
+          <w:rFonts w:ascii="Times New Roman" w:hAnsi="Times New Roman"/>
+          <w:sz w:val="24"/>
+        </w:rPr>
+        <w:t>Отче наш, що єси на небесах,* нехай святиться ім’я твоє,* нехай прийде царство твоє,* нехай буде воля твоя, як на небі, так і на землі.* Хліб наш насущний дай нам сьогодні,* і прости нам провини наші,* як і ми прощаємо винуватцям нашим,* і не введи нас у спокусу,* але визволи нас від лукавого.</w:t>
+      </w:r>
+    </w:p>
+    <w:p>
+      <w:pPr>
+        <w:rPr>
+          <w:rFonts w:ascii="Times New Roman" w:hAnsi="Times New Roman"/>
+          <w:sz w:val="24"/>
+        </w:rPr>
+      </w:pPr>
+      <w:r>
+        <w:rPr>
+          <w:rFonts w:ascii="Times New Roman" w:hAnsi="Times New Roman"/>
+          <w:i/>
+          <w:color w:val="FF0000"/>
+          <w:sz w:val="24"/>
+        </w:rPr>
+        <w:t xml:space="preserve">Священик: </w:t>
+      </w:r>
+      <w:r>
+        <w:rPr>
+          <w:rFonts w:ascii="Times New Roman" w:hAnsi="Times New Roman"/>
+          <w:sz w:val="24"/>
+        </w:rPr>
+        <w:t>Бо твоє є царство, і сила, і слава, Отця, і Сина, і Святого Духа, нині і повсякчас, і на віки вічні.</w:t>
+      </w:r>
+    </w:p>
+    <w:p>
+      <w:pPr>
         <w:rPr>
           <w:rFonts w:ascii="Times New Roman" w:hAnsi="Times New Roman"/>
           <w:sz w:val="24"/>
@@ -2467,46 +2613,31 @@
           <w:rFonts w:ascii="Times New Roman" w:hAnsi="Times New Roman"/>
           <w:sz w:val="24"/>
         </w:rPr>
-        <w:t>Амінь. Слава тобі, Боже наш, слава тобі.</w:t>
-      </w:r>
-    </w:p>
-    <w:p>
-      <w:pPr>
-        <w:rPr>
-          <w:rFonts w:ascii="Times New Roman" w:hAnsi="Times New Roman"/>
-          <w:sz w:val="24"/>
-        </w:rPr>
-      </w:pPr>
-      <w:r>
-        <w:rPr>
-          <w:rFonts w:ascii="Times New Roman" w:hAnsi="Times New Roman"/>
-          <w:sz w:val="24"/>
-        </w:rPr>
-        <w:t>Царю небесний, утішителю, Душе істини,* що всюди єси і все наповняєш,* скарбе дібр і життя подателю,* прийди і вселися в нас,* і очисти нас від усякої скверни,* і спаси, Благий, душі наші.</w:t>
-      </w:r>
-    </w:p>
-    <w:p>
-      <w:pPr>
-        <w:rPr>
-          <w:rFonts w:ascii="Times New Roman" w:hAnsi="Times New Roman"/>
-          <w:sz w:val="24"/>
-        </w:rPr>
-      </w:pPr>
-      <w:r>
-        <w:rPr>
-          <w:rFonts w:ascii="Times New Roman" w:hAnsi="Times New Roman"/>
-          <w:sz w:val="24"/>
-        </w:rPr>
-        <w:t xml:space="preserve">Святий Боже, святий Кріпкий, святий Безсмертний, помилуй нас </w:t>
-      </w:r>
-      <w:r>
-        <w:rPr>
-          <w:rFonts w:ascii="Times New Roman" w:hAnsi="Times New Roman"/>
-          <w:i/>
-          <w:color w:val="FF0000"/>
-          <w:sz w:val="24"/>
-        </w:rPr>
-        <w:t>(3 р.)</w:t>
+        <w:t>Амінь.</w:t>
+      </w:r>
+    </w:p>
+    <w:p>
+      <w:pPr>
+        <w:rPr>
+          <w:rFonts w:ascii="Times New Roman" w:hAnsi="Times New Roman"/>
+          <w:sz w:val="24"/>
+        </w:rPr>
+      </w:pPr>
+      <w:r>
+        <w:rPr>
+          <w:rFonts w:ascii="Times New Roman" w:hAnsi="Times New Roman"/>
+          <w:sz w:val="24"/>
+        </w:rPr>
+        <w:t xml:space="preserve">Господи, помилуй </w:t>
+      </w:r>
+      <w:r>
+        <w:rPr>
+          <w:rFonts w:ascii="Times New Roman" w:hAnsi="Times New Roman"/>
+          <w:i/>
+          <w:color w:val="FF0000"/>
+          <w:sz w:val="24"/>
+        </w:rPr>
+        <w:t>(12 р.)</w:t>
       </w:r>
       <w:r>
         <w:rPr>
@@ -2533,217 +2664,41 @@
     </w:p>
     <w:p>
       <w:pPr>
-        <w:rPr>
-          <w:rFonts w:ascii="Times New Roman" w:hAnsi="Times New Roman"/>
-          <w:sz w:val="24"/>
-        </w:rPr>
-      </w:pPr>
-      <w:r>
-        <w:rPr>
-          <w:rFonts w:ascii="Times New Roman" w:hAnsi="Times New Roman"/>
-          <w:sz w:val="24"/>
-        </w:rPr>
-        <w:t>Пресвята Тройце, помилуй нас;* Господи, очисти гріхи наші;* Владико, прости беззаконня наші;* Святий, завітай і зціли немочі наші імени твого ради.</w:t>
-      </w:r>
-    </w:p>
-    <w:p>
-      <w:pPr>
-        <w:rPr>
-          <w:rFonts w:ascii="Times New Roman" w:hAnsi="Times New Roman"/>
-          <w:sz w:val="24"/>
-        </w:rPr>
-      </w:pPr>
-      <w:r>
-        <w:rPr>
-          <w:rFonts w:ascii="Times New Roman" w:hAnsi="Times New Roman"/>
-          <w:sz w:val="24"/>
-        </w:rPr>
-        <w:t xml:space="preserve">Господи, помилуй </w:t>
-      </w:r>
-      <w:r>
-        <w:rPr>
-          <w:rFonts w:ascii="Times New Roman" w:hAnsi="Times New Roman"/>
-          <w:i/>
-          <w:color w:val="FF0000"/>
-          <w:sz w:val="24"/>
-        </w:rPr>
-        <w:t>(3 р.)</w:t>
-      </w:r>
-      <w:r>
-        <w:rPr>
-          <w:rFonts w:ascii="Times New Roman" w:hAnsi="Times New Roman"/>
-          <w:sz w:val="24"/>
-        </w:rPr>
-        <w:t>.</w:t>
-      </w:r>
-    </w:p>
-    <w:p>
-      <w:pPr>
-        <w:rPr>
-          <w:rFonts w:ascii="Times New Roman" w:hAnsi="Times New Roman"/>
-          <w:sz w:val="24"/>
-        </w:rPr>
-      </w:pPr>
-      <w:r>
-        <w:rPr>
-          <w:rFonts w:ascii="Times New Roman" w:hAnsi="Times New Roman"/>
-          <w:sz w:val="24"/>
-        </w:rPr>
-        <w:t>Слава Отцю, і Сину, і Святому Духові,* і нині і повсякчас, і на віки вічні. Амінь.</w:t>
-      </w:r>
-    </w:p>
-    <w:p>
-      <w:pPr>
-        <w:rPr>
-          <w:rFonts w:ascii="Times New Roman" w:hAnsi="Times New Roman"/>
-          <w:sz w:val="24"/>
-        </w:rPr>
-      </w:pPr>
-      <w:r>
-        <w:rPr>
-          <w:rFonts w:ascii="Times New Roman" w:hAnsi="Times New Roman"/>
-          <w:sz w:val="24"/>
-        </w:rPr>
-        <w:t>Отче наш, що єси на небесах,* нехай святиться ім’я твоє,* нехай прийде царство твоє,* нехай буде воля твоя, як на небі, так і на землі.* Хліб наш насущний дай нам сьогодні,* і прости нам провини наші,* як і ми прощаємо винуватцям нашим,* і не введи нас у спокусу,* але визволи нас від лукавого.</w:t>
-      </w:r>
-    </w:p>
-    <w:p>
-      <w:pPr>
-        <w:rPr>
-          <w:rFonts w:ascii="Times New Roman" w:hAnsi="Times New Roman"/>
-          <w:sz w:val="24"/>
-        </w:rPr>
-      </w:pPr>
-      <w:r>
-        <w:rPr>
-          <w:rFonts w:ascii="Times New Roman" w:hAnsi="Times New Roman"/>
-          <w:i/>
-          <w:color w:val="FF0000"/>
-          <w:sz w:val="24"/>
-        </w:rPr>
-        <w:t xml:space="preserve">Священик: </w:t>
-      </w:r>
-      <w:r>
-        <w:rPr>
-          <w:rFonts w:ascii="Times New Roman" w:hAnsi="Times New Roman"/>
-          <w:sz w:val="24"/>
-        </w:rPr>
-        <w:t>Бо твоє є царство, і сила, і слава, Отця, і Сина, і Святого Духа, нині і повсякчас, і на віки вічні.</w:t>
-      </w:r>
-    </w:p>
-    <w:p>
-      <w:pPr>
-        <w:rPr>
-          <w:rFonts w:ascii="Times New Roman" w:hAnsi="Times New Roman"/>
-          <w:sz w:val="24"/>
-        </w:rPr>
-      </w:pPr>
-      <w:r>
-        <w:rPr>
-          <w:rFonts w:ascii="Times New Roman" w:hAnsi="Times New Roman"/>
-          <w:i/>
-          <w:color w:val="FF0000"/>
-          <w:sz w:val="24"/>
-        </w:rPr>
-        <w:t xml:space="preserve">Вірні: </w:t>
-      </w:r>
-      <w:r>
-        <w:rPr>
-          <w:rFonts w:ascii="Times New Roman" w:hAnsi="Times New Roman"/>
-          <w:sz w:val="24"/>
-        </w:rPr>
-        <w:t>Амінь.</w:t>
-      </w:r>
-    </w:p>
-    <w:p>
-      <w:pPr>
-        <w:rPr>
-          <w:rFonts w:ascii="Times New Roman" w:hAnsi="Times New Roman"/>
-          <w:sz w:val="24"/>
-        </w:rPr>
-      </w:pPr>
-      <w:r>
-        <w:rPr>
-          <w:rFonts w:ascii="Times New Roman" w:hAnsi="Times New Roman"/>
-          <w:sz w:val="24"/>
-        </w:rPr>
-        <w:t xml:space="preserve">Господи, помилуй </w:t>
-      </w:r>
-      <w:r>
-        <w:rPr>
-          <w:rFonts w:ascii="Times New Roman" w:hAnsi="Times New Roman"/>
-          <w:i/>
-          <w:color w:val="FF0000"/>
-          <w:sz w:val="24"/>
-        </w:rPr>
-        <w:t>(12 р.)</w:t>
-      </w:r>
-      <w:r>
-        <w:rPr>
-          <w:rFonts w:ascii="Times New Roman" w:hAnsi="Times New Roman"/>
-          <w:sz w:val="24"/>
-        </w:rPr>
-        <w:t>.</w:t>
-      </w:r>
-    </w:p>
-    <w:p>
-      <w:pPr>
-        <w:rPr>
-          <w:rFonts w:ascii="Times New Roman" w:hAnsi="Times New Roman"/>
-          <w:sz w:val="24"/>
-        </w:rPr>
-      </w:pPr>
-      <w:r>
-        <w:rPr>
-          <w:rFonts w:ascii="Times New Roman" w:hAnsi="Times New Roman"/>
-          <w:sz w:val="24"/>
-        </w:rPr>
-        <w:t>Слава Отцю, і Сину, і Святому Духові,* і нині і повсякчас, і на віки вічні. Амінь.</w:t>
-      </w:r>
-    </w:p>
-    <w:p>
-      <w:pPr>
-        <w:rPr>
-          <w:rFonts w:ascii="Times New Roman" w:hAnsi="Times New Roman"/>
-          <w:sz w:val="24"/>
-        </w:rPr>
-      </w:pPr>
-      <w:r>
-        <w:rPr>
-          <w:rFonts w:ascii="Times New Roman" w:hAnsi="Times New Roman"/>
-          <w:sz w:val="24"/>
-        </w:rPr>
-        <w:t>Прийдіте, поклонімся* Цареві нашому Богу.</w:t>
-      </w:r>
-    </w:p>
-    <w:p>
-      <w:pPr>
-        <w:rPr>
-          <w:rFonts w:ascii="Times New Roman" w:hAnsi="Times New Roman"/>
-          <w:sz w:val="24"/>
-        </w:rPr>
-      </w:pPr>
-      <w:r>
-        <w:rPr>
-          <w:rFonts w:ascii="Times New Roman" w:hAnsi="Times New Roman"/>
-          <w:sz w:val="24"/>
-        </w:rPr>
-        <w:t>Прийдіте, поклонімся* Христові, Цареві нашому Богу.</w:t>
-      </w:r>
-    </w:p>
-    <w:p>
-      <w:pPr>
-        <w:rPr>
-          <w:rFonts w:ascii="Times New Roman" w:hAnsi="Times New Roman"/>
-          <w:sz w:val="24"/>
-        </w:rPr>
-      </w:pPr>
-      <w:r>
-        <w:rPr>
-          <w:rFonts w:ascii="Times New Roman" w:hAnsi="Times New Roman"/>
-          <w:sz w:val="24"/>
-        </w:rPr>
-        <w:t>Прийдіте, поклонімся і припадім* до самого Господа Ісуса Христа, Царя і Бога нашого.</w:t>
+        <w:spacing w:after="120"/>
+        <w:jc w:val="both"/>
+      </w:pPr>
+      <w:r>
+        <w:rPr>
+          <w:rFonts w:ascii="Times New Roman" w:hAnsi="Times New Roman"/>
+          <w:sz w:val="24"/>
+        </w:rPr>
+        <w:t>Прийді́те, поклоні́мся* царе́ві на́шому – Бо́гу.</w:t>
+      </w:r>
+    </w:p>
+    <w:p>
+      <w:pPr>
+        <w:spacing w:after="120"/>
+        <w:jc w:val="both"/>
+      </w:pPr>
+      <w:r>
+        <w:rPr>
+          <w:rFonts w:ascii="Times New Roman" w:hAnsi="Times New Roman"/>
+          <w:sz w:val="24"/>
+        </w:rPr>
+        <w:t>Прийді́те, поклоні́мся* Христо́ві, царе́ві на́шому – Бо́гу.</w:t>
+      </w:r>
+    </w:p>
+    <w:p>
+      <w:pPr>
+        <w:spacing w:after="120"/>
+        <w:jc w:val="both"/>
+      </w:pPr>
+      <w:r>
+        <w:rPr>
+          <w:rFonts w:ascii="Times New Roman" w:hAnsi="Times New Roman"/>
+          <w:sz w:val="24"/>
+        </w:rPr>
+        <w:t>Прийді́те, поклоні́мся і припаді́м* до само́го Го́спода Ісу́са Христа́ – царя́ і Бо́га на́шого.</w:t>
       </w:r>
     </w:p>
     <w:p>
@@ -3735,17 +3690,15 @@
     </w:p>
     <w:p>
       <w:pPr>
-        <w:rPr>
-          <w:rFonts w:ascii="Times New Roman" w:hAnsi="Times New Roman"/>
-          <w:sz w:val="24"/>
-        </w:rPr>
-      </w:pPr>
-      <w:r>
-        <w:rPr>
-          <w:rFonts w:ascii="Times New Roman" w:hAnsi="Times New Roman"/>
-          <w:sz w:val="24"/>
-        </w:rPr>
-        <w:t xml:space="preserve">Господи, помилуй </w:t>
+        <w:spacing w:after="120"/>
+        <w:jc w:val="both"/>
+      </w:pPr>
+      <w:r>
+        <w:rPr>
+          <w:rFonts w:ascii="Times New Roman" w:hAnsi="Times New Roman"/>
+          <w:sz w:val="24"/>
+        </w:rPr>
+        <w:t xml:space="preserve">Господи, помилуй. </w:t>
       </w:r>
       <w:r>
         <w:rPr>
@@ -3755,13 +3708,6 @@
           <w:sz w:val="24"/>
         </w:rPr>
         <w:t>(3 р.)</w:t>
-      </w:r>
-      <w:r>
-        <w:rPr>
-          <w:rFonts w:ascii="Times New Roman" w:hAnsi="Times New Roman"/>
-          <w:sz w:val="24"/>
-        </w:rPr>
-        <w:t>.</w:t>
       </w:r>
     </w:p>
     <w:p>
@@ -3963,17 +3909,15 @@
     </w:p>
     <w:p>
       <w:pPr>
-        <w:rPr>
-          <w:rFonts w:ascii="Times New Roman" w:hAnsi="Times New Roman"/>
-          <w:sz w:val="24"/>
-        </w:rPr>
-      </w:pPr>
-      <w:r>
-        <w:rPr>
-          <w:rFonts w:ascii="Times New Roman" w:hAnsi="Times New Roman"/>
-          <w:sz w:val="24"/>
-        </w:rPr>
-        <w:t xml:space="preserve">Святий Боже, святий Кріпкий, святий Безсмертний, помилуй нас </w:t>
+        <w:spacing w:after="120"/>
+        <w:jc w:val="both"/>
+      </w:pPr>
+      <w:r>
+        <w:rPr>
+          <w:rFonts w:ascii="Times New Roman" w:hAnsi="Times New Roman"/>
+          <w:sz w:val="24"/>
+        </w:rPr>
+        <w:t xml:space="preserve">Святий Боже, святий Кріпкий, святий Безсмертний, помилуй нас. </w:t>
       </w:r>
       <w:r>
         <w:rPr>
@@ -3984,13 +3928,6 @@
         </w:rPr>
         <w:t>(3 р.)</w:t>
       </w:r>
-      <w:r>
-        <w:rPr>
-          <w:rFonts w:ascii="Times New Roman" w:hAnsi="Times New Roman"/>
-          <w:sz w:val="24"/>
-        </w:rPr>
-        <w:t>.</w:t>
-      </w:r>
     </w:p>
     <w:p>
       <w:pPr>
@@ -4024,17 +3961,15 @@
     </w:p>
     <w:p>
       <w:pPr>
-        <w:rPr>
-          <w:rFonts w:ascii="Times New Roman" w:hAnsi="Times New Roman"/>
-          <w:sz w:val="24"/>
-        </w:rPr>
-      </w:pPr>
-      <w:r>
-        <w:rPr>
-          <w:rFonts w:ascii="Times New Roman" w:hAnsi="Times New Roman"/>
-          <w:sz w:val="24"/>
-        </w:rPr>
-        <w:t xml:space="preserve">Господи, помилуй </w:t>
+        <w:spacing w:after="120"/>
+        <w:jc w:val="both"/>
+      </w:pPr>
+      <w:r>
+        <w:rPr>
+          <w:rFonts w:ascii="Times New Roman" w:hAnsi="Times New Roman"/>
+          <w:sz w:val="24"/>
+        </w:rPr>
+        <w:t xml:space="preserve">Господи, помилуй. </w:t>
       </w:r>
       <w:r>
         <w:rPr>
@@ -4044,13 +3979,6 @@
           <w:sz w:val="24"/>
         </w:rPr>
         <w:t>(3 р.)</w:t>
-      </w:r>
-      <w:r>
-        <w:rPr>
-          <w:rFonts w:ascii="Times New Roman" w:hAnsi="Times New Roman"/>
-          <w:sz w:val="24"/>
-        </w:rPr>
-        <w:t>.</w:t>
       </w:r>
     </w:p>
     <w:p>
@@ -4287,17 +4215,15 @@
     </w:p>
     <w:p>
       <w:pPr>
-        <w:rPr>
-          <w:rFonts w:ascii="Times New Roman" w:hAnsi="Times New Roman"/>
-          <w:sz w:val="24"/>
-        </w:rPr>
-      </w:pPr>
-      <w:r>
-        <w:rPr>
-          <w:rFonts w:ascii="Times New Roman" w:hAnsi="Times New Roman"/>
-          <w:sz w:val="24"/>
-        </w:rPr>
-        <w:t xml:space="preserve">Господи, помилуй </w:t>
+        <w:spacing w:after="120"/>
+        <w:jc w:val="both"/>
+      </w:pPr>
+      <w:r>
+        <w:rPr>
+          <w:rFonts w:ascii="Times New Roman" w:hAnsi="Times New Roman"/>
+          <w:sz w:val="24"/>
+        </w:rPr>
+        <w:t xml:space="preserve">Господи, помилуй. </w:t>
       </w:r>
       <w:r>
         <w:rPr>
@@ -4307,13 +4233,6 @@
           <w:sz w:val="24"/>
         </w:rPr>
         <w:t>(3 р.)</w:t>
-      </w:r>
-      <w:r>
-        <w:rPr>
-          <w:rFonts w:ascii="Times New Roman" w:hAnsi="Times New Roman"/>
-          <w:sz w:val="24"/>
-        </w:rPr>
-        <w:t>.</w:t>
       </w:r>
     </w:p>
     <w:p>
@@ -4543,23 +4462,32 @@
     </w:p>
     <w:p>
       <w:pPr>
-        <w:rPr>
-          <w:rFonts w:ascii="Times New Roman" w:hAnsi="Times New Roman"/>
-          <w:i/>
-          <w:iCs/>
-          <w:color w:val="FF0000"/>
-          <w:sz w:val="24"/>
-        </w:rPr>
-      </w:pPr>
-      <w:r>
-        <w:rPr>
-          <w:rFonts w:ascii="Times New Roman" w:hAnsi="Times New Roman"/>
-          <w:i/>
-          <w:iCs/>
-          <w:color w:val="FF0000"/>
-          <w:sz w:val="24"/>
-        </w:rPr>
-        <w:t>І знову: молитва св. Єфрема і доземний поклін.</w:t>
+        <w:spacing w:after="120"/>
+      </w:pPr>
+      <w:r>
+        <w:rPr>
+          <w:rFonts w:ascii="Times New Roman" w:hAnsi="Times New Roman"/>
+          <w:color w:val="303030"/>
+          <w:sz w:val="24"/>
+        </w:rPr>
+        <w:t xml:space="preserve">Го́споди і Влади́ко життя́ мого́! Духа ліни́вства, недбайли́вости, властолю́б'я і пустомо́вства віджени́ від ме́не. Ду́ха чистоти́, поко́ри, терпели́вости й любо́ви дару́й мені, </w:t>
+      </w:r>
+      <w:r>
+        <w:rPr>
+          <w:rFonts w:ascii="Times New Roman" w:hAnsi="Times New Roman"/>
+          <w:color w:val="303030"/>
+          <w:sz w:val="24"/>
+        </w:rPr>
+        <w:t xml:space="preserve">слузі́ Твоє́му. Так, Го́споди, Ца́рю! Дай мені́ ба́чити гріхи́ мої́ і не осу́джувати бра́та мого́, бо Ти благослове́нний на ві́ки вікі́в. Амі́нь. </w:t>
+      </w:r>
+      <w:r>
+        <w:rPr>
+          <w:rFonts w:ascii="Times New Roman" w:hAnsi="Times New Roman"/>
+          <w:i/>
+          <w:color w:val="FF3333"/>
+          <w:sz w:val="24"/>
+        </w:rPr>
+        <w:t>(Доземний поклін)</w:t>
       </w:r>
     </w:p>
     <w:p>
@@ -4583,17 +4511,15 @@
     </w:p>
     <w:p>
       <w:pPr>
-        <w:rPr>
-          <w:rFonts w:ascii="Times New Roman" w:hAnsi="Times New Roman"/>
-          <w:sz w:val="24"/>
-        </w:rPr>
-      </w:pPr>
-      <w:r>
-        <w:rPr>
-          <w:rFonts w:ascii="Times New Roman" w:hAnsi="Times New Roman"/>
-          <w:sz w:val="24"/>
-        </w:rPr>
-        <w:t xml:space="preserve">Святий Боже, святий Кріпкий, святий Безсмертний, помилуй нас </w:t>
+        <w:spacing w:after="120"/>
+        <w:jc w:val="both"/>
+      </w:pPr>
+      <w:r>
+        <w:rPr>
+          <w:rFonts w:ascii="Times New Roman" w:hAnsi="Times New Roman"/>
+          <w:sz w:val="24"/>
+        </w:rPr>
+        <w:t xml:space="preserve">Святий Боже, святий Кріпкий, святий Безсмертний, помилуй нас. </w:t>
       </w:r>
       <w:r>
         <w:rPr>
@@ -4604,13 +4530,6 @@
         </w:rPr>
         <w:t>(3 р.)</w:t>
       </w:r>
-      <w:r>
-        <w:rPr>
-          <w:rFonts w:ascii="Times New Roman" w:hAnsi="Times New Roman"/>
-          <w:sz w:val="24"/>
-        </w:rPr>
-        <w:t>.</w:t>
-      </w:r>
     </w:p>
     <w:p>
       <w:pPr>
@@ -4644,17 +4563,15 @@
     </w:p>
     <w:p>
       <w:pPr>
-        <w:rPr>
-          <w:rFonts w:ascii="Times New Roman" w:hAnsi="Times New Roman"/>
-          <w:sz w:val="24"/>
-        </w:rPr>
-      </w:pPr>
-      <w:r>
-        <w:rPr>
-          <w:rFonts w:ascii="Times New Roman" w:hAnsi="Times New Roman"/>
-          <w:sz w:val="24"/>
-        </w:rPr>
-        <w:t xml:space="preserve">Господи, помилуй </w:t>
+        <w:spacing w:after="120"/>
+        <w:jc w:val="both"/>
+      </w:pPr>
+      <w:r>
+        <w:rPr>
+          <w:rFonts w:ascii="Times New Roman" w:hAnsi="Times New Roman"/>
+          <w:sz w:val="24"/>
+        </w:rPr>
+        <w:t xml:space="preserve">Господи, помилуй. </w:t>
       </w:r>
       <w:r>
         <w:rPr>
@@ -4664,13 +4581,6 @@
           <w:sz w:val="24"/>
         </w:rPr>
         <w:t>(3 р.)</w:t>
-      </w:r>
-      <w:r>
-        <w:rPr>
-          <w:rFonts w:ascii="Times New Roman" w:hAnsi="Times New Roman"/>
-          <w:sz w:val="24"/>
-        </w:rPr>
-        <w:t>.</w:t>
       </w:r>
     </w:p>
     <w:p>
@@ -4890,26 +4800,32 @@
     </w:p>
     <w:p>
       <w:pPr>
-        <w:rPr>
-          <w:rFonts w:ascii="Times New Roman" w:hAnsi="Times New Roman"/>
-          <w:sz w:val="24"/>
-        </w:rPr>
-      </w:pPr>
-      <w:r>
-        <w:rPr>
-          <w:rFonts w:ascii="Times New Roman" w:hAnsi="Times New Roman"/>
-          <w:i/>
-          <w:color w:val="FF0000"/>
-          <w:sz w:val="24"/>
-        </w:rPr>
-        <w:t xml:space="preserve">Священик: </w:t>
-      </w:r>
-      <w:r>
-        <w:rPr>
-          <w:rFonts w:ascii="Times New Roman" w:hAnsi="Times New Roman"/>
-          <w:sz w:val="24"/>
-        </w:rPr>
-        <w:t>Слава тобі, Христе Боже, надіє наша, слава тобі!</w:t>
+        <w:spacing w:after="120"/>
+        <w:jc w:val="both"/>
+      </w:pPr>
+      <w:r>
+        <w:rPr>
+          <w:rFonts w:ascii="Times New Roman" w:hAnsi="Times New Roman"/>
+          <w:i/>
+          <w:color w:val="FF0000"/>
+          <w:sz w:val="24"/>
+        </w:rPr>
+        <w:t>Священик:</w:t>
+      </w:r>
+      <w:r>
+        <w:rPr>
+          <w:rFonts w:ascii="Times New Roman" w:hAnsi="Times New Roman"/>
+          <w:color w:val="FF0000"/>
+          <w:sz w:val="24"/>
+        </w:rPr>
+        <w:t xml:space="preserve"> </w:t>
+      </w:r>
+      <w:r>
+        <w:rPr>
+          <w:rFonts w:ascii="Times New Roman" w:hAnsi="Times New Roman"/>
+          <w:sz w:val="24"/>
+        </w:rPr>
+        <w:t>Слава тобі, Христе Боже, уповання наше, слава тобі!</w:t>
       </w:r>
     </w:p>
     <w:p>
@@ -5074,6 +4990,187 @@
     </w:p>
     <w:p>
       <w:pPr>
+        <w:spacing w:after="120"/>
+      </w:pPr>
+      <w:r>
+        <w:rPr>
+          <w:rFonts w:ascii="Times New Roman" w:hAnsi="Times New Roman"/>
+          <w:i/>
+          <w:color w:val="FF0000"/>
+          <w:sz w:val="24"/>
+        </w:rPr>
+        <w:t>Вірні:</w:t>
+      </w:r>
+      <w:r>
+        <w:rPr>
+          <w:rFonts w:ascii="Times New Roman" w:hAnsi="Times New Roman"/>
+          <w:color w:val="FF0000"/>
+          <w:sz w:val="24"/>
+        </w:rPr>
+        <w:t xml:space="preserve"> </w:t>
+      </w:r>
+      <w:r>
+        <w:rPr>
+          <w:rFonts w:ascii="Times New Roman" w:hAnsi="Times New Roman"/>
+          <w:sz w:val="24"/>
+        </w:rPr>
+        <w:t>Амі́нь.</w:t>
+      </w:r>
+    </w:p>
+    <w:p>
+      <w:pPr>
+        <w:spacing w:after="120"/>
+      </w:pPr>
+      <w:r>
+        <w:rPr>
+          <w:rFonts w:ascii="Times New Roman" w:hAnsi="Times New Roman"/>
+          <w:sz w:val="24"/>
+        </w:rPr>
+        <w:t>Сла́ва Тобі́, Бо́же наш, сла́ва Тобі́.</w:t>
+      </w:r>
+    </w:p>
+    <w:p>
+      <w:pPr>
+        <w:spacing w:after="120"/>
+      </w:pPr>
+      <w:r>
+        <w:rPr>
+          <w:rFonts w:ascii="Times New Roman" w:hAnsi="Times New Roman"/>
+          <w:sz w:val="24"/>
+        </w:rPr>
+        <w:t>Ца́рю небе́сний, утіши́телю, Ду́ше íстини,* що всю́ди єси́ і все наповня́єш,* скарбни́це благ і життя́ пода́телю,* прийди́, і всели́ся в нас,* і очи́сти нас від уся́кої скве́рни,* і спаси́, благи́й, ду́ші на́ші.</w:t>
+      </w:r>
+    </w:p>
+    <w:p>
+      <w:pPr>
+        <w:spacing w:after="120"/>
+        <w:jc w:val="both"/>
+      </w:pPr>
+      <w:r>
+        <w:rPr>
+          <w:rFonts w:ascii="Times New Roman" w:hAnsi="Times New Roman"/>
+          <w:sz w:val="24"/>
+        </w:rPr>
+        <w:t xml:space="preserve">Святий Боже, святий Кріпкий, святий Безсмертний, помилуй нас. </w:t>
+      </w:r>
+      <w:r>
+        <w:rPr>
+          <w:rFonts w:ascii="Times New Roman" w:hAnsi="Times New Roman"/>
+          <w:i/>
+          <w:color w:val="FF0000"/>
+          <w:sz w:val="24"/>
+        </w:rPr>
+        <w:t>(3 р.)</w:t>
+      </w:r>
+    </w:p>
+    <w:p>
+      <w:pPr>
+        <w:rPr>
+          <w:rFonts w:ascii="Times New Roman" w:hAnsi="Times New Roman"/>
+          <w:sz w:val="24"/>
+        </w:rPr>
+      </w:pPr>
+      <w:r>
+        <w:rPr>
+          <w:rFonts w:ascii="Times New Roman" w:hAnsi="Times New Roman"/>
+          <w:sz w:val="24"/>
+        </w:rPr>
+        <w:t>Слава Отцю, і Сину, і Святому Духові,* і нині і повсякчас, і на віки вічні. Амінь.</w:t>
+      </w:r>
+    </w:p>
+    <w:p>
+      <w:pPr>
+        <w:rPr>
+          <w:rFonts w:ascii="Times New Roman" w:hAnsi="Times New Roman"/>
+          <w:sz w:val="24"/>
+        </w:rPr>
+      </w:pPr>
+      <w:r>
+        <w:rPr>
+          <w:rFonts w:ascii="Times New Roman" w:hAnsi="Times New Roman"/>
+          <w:sz w:val="24"/>
+        </w:rPr>
+        <w:t>Пресвята Тройце, помилуй нас;* Господи, очисти гріхи наші;* Владико, прости беззаконня наші;* Святий, завітай і зціли немочі наші імени твого ради.</w:t>
+      </w:r>
+    </w:p>
+    <w:p>
+      <w:pPr>
+        <w:spacing w:after="120"/>
+        <w:jc w:val="both"/>
+      </w:pPr>
+      <w:r>
+        <w:rPr>
+          <w:rFonts w:ascii="Times New Roman" w:hAnsi="Times New Roman"/>
+          <w:sz w:val="24"/>
+        </w:rPr>
+        <w:t xml:space="preserve">Господи, помилуй. </w:t>
+      </w:r>
+      <w:r>
+        <w:rPr>
+          <w:rFonts w:ascii="Times New Roman" w:hAnsi="Times New Roman"/>
+          <w:i/>
+          <w:color w:val="FF0000"/>
+          <w:sz w:val="24"/>
+        </w:rPr>
+        <w:t>(3 р.)</w:t>
+      </w:r>
+    </w:p>
+    <w:p>
+      <w:pPr>
+        <w:rPr>
+          <w:rFonts w:ascii="Times New Roman" w:hAnsi="Times New Roman"/>
+          <w:sz w:val="24"/>
+        </w:rPr>
+      </w:pPr>
+      <w:r>
+        <w:rPr>
+          <w:rFonts w:ascii="Times New Roman" w:hAnsi="Times New Roman"/>
+          <w:sz w:val="24"/>
+        </w:rPr>
+        <w:t>Слава Отцю, і Сину, і Святому Духові,* і нині, і повсякчас, і на віки вічні. Амінь.</w:t>
+      </w:r>
+    </w:p>
+    <w:p>
+      <w:pPr>
+        <w:rPr>
+          <w:rFonts w:ascii="Times New Roman" w:hAnsi="Times New Roman"/>
+          <w:sz w:val="24"/>
+        </w:rPr>
+      </w:pPr>
+      <w:r>
+        <w:rPr>
+          <w:rFonts w:ascii="Times New Roman" w:hAnsi="Times New Roman"/>
+          <w:sz w:val="24"/>
+        </w:rPr>
+        <w:t>Отче наш, що єси на небесах,* нехай святиться ім’я твоє,* нехай прийде царство твоє,* нехай буде воля твоя, як на небі, так і на землі.* Хліб наш насущний дай нам сьогодні,* і прости нам провини наші,* як і ми прощаємо винуватцям нашим,* і не введи нас у спокусу,* але визволи нас від лукавого.</w:t>
+      </w:r>
+    </w:p>
+    <w:p>
+      <w:pPr>
+        <w:rPr>
+          <w:rFonts w:ascii="Times New Roman" w:hAnsi="Times New Roman"/>
+          <w:sz w:val="24"/>
+        </w:rPr>
+      </w:pPr>
+      <w:r>
+        <w:rPr>
+          <w:rFonts w:ascii="Times New Roman" w:hAnsi="Times New Roman"/>
+          <w:i/>
+          <w:color w:val="FF0000"/>
+          <w:sz w:val="24"/>
+        </w:rPr>
+        <w:t xml:space="preserve">Священик: </w:t>
+      </w:r>
+      <w:r>
+        <w:rPr>
+          <w:rFonts w:ascii="Times New Roman" w:hAnsi="Times New Roman"/>
+          <w:sz w:val="24"/>
+        </w:rPr>
+        <w:t>Бо твоє є царство, і сила, і слава, Отця, і Сина, і Святого Духа, нині і повсякчас, і на віки вічні.</w:t>
+      </w:r>
+    </w:p>
+    <w:p>
+      <w:pPr>
         <w:rPr>
           <w:rFonts w:ascii="Times New Roman" w:hAnsi="Times New Roman"/>
           <w:sz w:val="24"/>
@@ -5093,46 +5190,31 @@
           <w:rFonts w:ascii="Times New Roman" w:hAnsi="Times New Roman"/>
           <w:sz w:val="24"/>
         </w:rPr>
-        <w:t>Амінь. Слава тобі, Боже наш, слава тобі.</w:t>
-      </w:r>
-    </w:p>
-    <w:p>
-      <w:pPr>
-        <w:rPr>
-          <w:rFonts w:ascii="Times New Roman" w:hAnsi="Times New Roman"/>
-          <w:sz w:val="24"/>
-        </w:rPr>
-      </w:pPr>
-      <w:r>
-        <w:rPr>
-          <w:rFonts w:ascii="Times New Roman" w:hAnsi="Times New Roman"/>
-          <w:sz w:val="24"/>
-        </w:rPr>
-        <w:t>Царю небесний, утішителю, Душе істини,* що всюди єси і все наповняєш,* скарбе дібр і життя подателю,* прийди і вселися в нас,* і очисти нас від усякої скверни,* і спаси, Благий, душі наші.</w:t>
-      </w:r>
-    </w:p>
-    <w:p>
-      <w:pPr>
-        <w:rPr>
-          <w:rFonts w:ascii="Times New Roman" w:hAnsi="Times New Roman"/>
-          <w:sz w:val="24"/>
-        </w:rPr>
-      </w:pPr>
-      <w:r>
-        <w:rPr>
-          <w:rFonts w:ascii="Times New Roman" w:hAnsi="Times New Roman"/>
-          <w:sz w:val="24"/>
-        </w:rPr>
-        <w:t xml:space="preserve">Святий Боже, святий Кріпкий, святий Безсмертний, помилуй нас </w:t>
-      </w:r>
-      <w:r>
-        <w:rPr>
-          <w:rFonts w:ascii="Times New Roman" w:hAnsi="Times New Roman"/>
-          <w:i/>
-          <w:color w:val="FF0000"/>
-          <w:sz w:val="24"/>
-        </w:rPr>
-        <w:t>(3 р.)</w:t>
+        <w:t>Амінь.</w:t>
+      </w:r>
+    </w:p>
+    <w:p>
+      <w:pPr>
+        <w:rPr>
+          <w:rFonts w:ascii="Times New Roman" w:hAnsi="Times New Roman"/>
+          <w:sz w:val="24"/>
+        </w:rPr>
+      </w:pPr>
+      <w:r>
+        <w:rPr>
+          <w:rFonts w:ascii="Times New Roman" w:hAnsi="Times New Roman"/>
+          <w:sz w:val="24"/>
+        </w:rPr>
+        <w:t xml:space="preserve">Господи, помилуй </w:t>
+      </w:r>
+      <w:r>
+        <w:rPr>
+          <w:rFonts w:ascii="Times New Roman" w:hAnsi="Times New Roman"/>
+          <w:i/>
+          <w:color w:val="FF0000"/>
+          <w:sz w:val="24"/>
+        </w:rPr>
+        <w:t>(12 р.)</w:t>
       </w:r>
       <w:r>
         <w:rPr>
@@ -5154,223 +5236,46 @@
           <w:rFonts w:ascii="Times New Roman" w:hAnsi="Times New Roman"/>
           <w:sz w:val="24"/>
         </w:rPr>
-        <w:t>Слава Отцю, і Сину, і Святому Духові,* і нині і повсякчас, і на віки вічні. Амінь.</w:t>
-      </w:r>
-    </w:p>
-    <w:p>
-      <w:pPr>
-        <w:rPr>
-          <w:rFonts w:ascii="Times New Roman" w:hAnsi="Times New Roman"/>
-          <w:sz w:val="24"/>
-        </w:rPr>
-      </w:pPr>
-      <w:r>
-        <w:rPr>
-          <w:rFonts w:ascii="Times New Roman" w:hAnsi="Times New Roman"/>
-          <w:sz w:val="24"/>
-        </w:rPr>
-        <w:t>Пресвята Тройце, помилуй нас;* Господи, очисти гріхи наші;* Владико, прости беззаконня наші;* Святий, завітай і зціли немочі наші імени твого ради.</w:t>
-      </w:r>
-    </w:p>
-    <w:p>
-      <w:pPr>
-        <w:rPr>
-          <w:rFonts w:ascii="Times New Roman" w:hAnsi="Times New Roman"/>
-          <w:sz w:val="24"/>
-        </w:rPr>
-      </w:pPr>
-      <w:r>
-        <w:rPr>
-          <w:rFonts w:ascii="Times New Roman" w:hAnsi="Times New Roman"/>
-          <w:sz w:val="24"/>
-        </w:rPr>
-        <w:t xml:space="preserve">Господи, помилуй </w:t>
-      </w:r>
-      <w:r>
-        <w:rPr>
-          <w:rFonts w:ascii="Times New Roman" w:hAnsi="Times New Roman"/>
-          <w:i/>
-          <w:color w:val="FF0000"/>
-          <w:sz w:val="24"/>
-        </w:rPr>
-        <w:t>(3 р.)</w:t>
-      </w:r>
-      <w:r>
-        <w:rPr>
-          <w:rFonts w:ascii="Times New Roman" w:hAnsi="Times New Roman"/>
-          <w:sz w:val="24"/>
-        </w:rPr>
-        <w:t>.</w:t>
-      </w:r>
-    </w:p>
-    <w:p>
-      <w:pPr>
-        <w:rPr>
-          <w:rFonts w:ascii="Times New Roman" w:hAnsi="Times New Roman"/>
-          <w:sz w:val="24"/>
-        </w:rPr>
-      </w:pPr>
-      <w:r>
-        <w:rPr>
-          <w:rFonts w:ascii="Times New Roman" w:hAnsi="Times New Roman"/>
-          <w:sz w:val="24"/>
-        </w:rPr>
         <w:t>Слава Отцю, і Сину, і Святому Духові,* і нині, і повсякчас, і на віки вічні. Амінь.</w:t>
       </w:r>
     </w:p>
     <w:p>
       <w:pPr>
-        <w:rPr>
-          <w:rFonts w:ascii="Times New Roman" w:hAnsi="Times New Roman"/>
-          <w:sz w:val="24"/>
-        </w:rPr>
-      </w:pPr>
-      <w:r>
-        <w:rPr>
-          <w:rFonts w:ascii="Times New Roman" w:hAnsi="Times New Roman"/>
-          <w:sz w:val="24"/>
-        </w:rPr>
-        <w:t>Отче наш, що єси на небесах,* нехай святиться ім’я твоє,* нехай прийде царство твоє,* нехай буде воля твоя, як на небі, так і на землі.* Хліб наш насущний дай нам сьогодні,* і прости нам провини наші,* як і ми прощаємо винуватцям нашим,* і не введи нас у спокусу,* але визволи нас від лукавого.</w:t>
-      </w:r>
-    </w:p>
-    <w:p>
-      <w:pPr>
-        <w:rPr>
-          <w:rFonts w:ascii="Times New Roman" w:hAnsi="Times New Roman"/>
-          <w:sz w:val="24"/>
-        </w:rPr>
-      </w:pPr>
-      <w:r>
-        <w:rPr>
-          <w:rFonts w:ascii="Times New Roman" w:hAnsi="Times New Roman"/>
-          <w:i/>
-          <w:color w:val="FF0000"/>
-          <w:sz w:val="24"/>
-        </w:rPr>
-        <w:t xml:space="preserve">Священик: </w:t>
-      </w:r>
-      <w:r>
-        <w:rPr>
-          <w:rFonts w:ascii="Times New Roman" w:hAnsi="Times New Roman"/>
-          <w:sz w:val="24"/>
-        </w:rPr>
-        <w:t>Бо твоє є царство, і сила, і слава, Отця, і Сина, і Святого Духа, нині і повсякчас, і на віки вічні.</w:t>
-      </w:r>
-    </w:p>
-    <w:p>
-      <w:pPr>
-        <w:rPr>
-          <w:rFonts w:ascii="Times New Roman" w:hAnsi="Times New Roman"/>
-          <w:sz w:val="24"/>
-        </w:rPr>
-      </w:pPr>
-      <w:r>
-        <w:rPr>
-          <w:rFonts w:ascii="Times New Roman" w:hAnsi="Times New Roman"/>
-          <w:i/>
-          <w:color w:val="FF0000"/>
-          <w:sz w:val="24"/>
-        </w:rPr>
-        <w:t xml:space="preserve">Вірні: </w:t>
-      </w:r>
-      <w:r>
-        <w:rPr>
-          <w:rFonts w:ascii="Times New Roman" w:hAnsi="Times New Roman"/>
-          <w:sz w:val="24"/>
-        </w:rPr>
-        <w:t>Амінь.</w:t>
-      </w:r>
-    </w:p>
-    <w:p>
-      <w:pPr>
-        <w:rPr>
-          <w:rFonts w:ascii="Times New Roman" w:hAnsi="Times New Roman"/>
-          <w:sz w:val="24"/>
-        </w:rPr>
-      </w:pPr>
-      <w:r>
-        <w:rPr>
-          <w:rFonts w:ascii="Times New Roman" w:hAnsi="Times New Roman"/>
-          <w:sz w:val="24"/>
-        </w:rPr>
-        <w:t xml:space="preserve">Господи, помилуй </w:t>
-      </w:r>
-      <w:r>
-        <w:rPr>
-          <w:rFonts w:ascii="Times New Roman" w:hAnsi="Times New Roman"/>
-          <w:i/>
-          <w:color w:val="FF0000"/>
-          <w:sz w:val="24"/>
-        </w:rPr>
-        <w:t>(12 р.)</w:t>
-      </w:r>
-      <w:r>
-        <w:rPr>
-          <w:rFonts w:ascii="Times New Roman" w:hAnsi="Times New Roman"/>
-          <w:sz w:val="24"/>
-        </w:rPr>
-        <w:t>.</w:t>
-      </w:r>
-    </w:p>
-    <w:p>
-      <w:pPr>
-        <w:rPr>
-          <w:rFonts w:ascii="Times New Roman" w:hAnsi="Times New Roman"/>
-          <w:sz w:val="24"/>
-        </w:rPr>
-      </w:pPr>
-      <w:r>
-        <w:rPr>
-          <w:rFonts w:ascii="Times New Roman" w:hAnsi="Times New Roman"/>
-          <w:sz w:val="24"/>
-        </w:rPr>
-        <w:t>Слава Отцю, і Сину, і Святому Духові,* і нині, і повсякчас, і на віки вічні. Амінь.</w:t>
-      </w:r>
-    </w:p>
-    <w:p>
-      <w:pPr>
-        <w:rPr>
-          <w:rFonts w:ascii="Times New Roman" w:hAnsi="Times New Roman"/>
-          <w:sz w:val="24"/>
-        </w:rPr>
-      </w:pPr>
-      <w:r>
-        <w:rPr>
-          <w:rFonts w:ascii="Times New Roman" w:hAnsi="Times New Roman"/>
-          <w:sz w:val="24"/>
-        </w:rPr>
-        <w:t>Прийдіте, поклонімся* Цареві нашому Богу.</w:t>
-      </w:r>
-    </w:p>
-    <w:p>
-      <w:pPr>
-        <w:rPr>
-          <w:rFonts w:ascii="Times New Roman" w:hAnsi="Times New Roman"/>
-          <w:sz w:val="24"/>
-        </w:rPr>
-      </w:pPr>
-      <w:r>
-        <w:rPr>
-          <w:rFonts w:ascii="Times New Roman" w:hAnsi="Times New Roman"/>
-          <w:sz w:val="24"/>
-        </w:rPr>
-        <w:t>Прийдіте, поклонімся* Христові, Цареві нашому Богу.</w:t>
-      </w:r>
-    </w:p>
-    <w:p>
-      <w:pPr>
-        <w:rPr>
-          <w:rFonts w:ascii="Times New Roman" w:hAnsi="Times New Roman"/>
-          <w:sz w:val="24"/>
-          <w:szCs w:val="32"/>
-        </w:rPr>
-      </w:pPr>
-      <w:r>
-        <w:rPr>
-          <w:rFonts w:ascii="Times New Roman" w:hAnsi="Times New Roman"/>
-          <w:sz w:val="24"/>
-        </w:rPr>
-        <w:t>Прийдіте, поклонімся і припадім* до самого Господа Ісуса Христа, Царя і Бога нашого.</w:t>
+        <w:spacing w:after="120"/>
+        <w:jc w:val="both"/>
+      </w:pPr>
+      <w:r>
+        <w:rPr>
+          <w:rFonts w:ascii="Times New Roman" w:hAnsi="Times New Roman"/>
+          <w:sz w:val="24"/>
+        </w:rPr>
+        <w:t>Прийді́те, поклоні́мся* царе́ві на́шому – Бо́гу.</w:t>
+      </w:r>
+    </w:p>
+    <w:p>
+      <w:pPr>
+        <w:spacing w:after="120"/>
+        <w:jc w:val="both"/>
+      </w:pPr>
+      <w:r>
+        <w:rPr>
+          <w:rFonts w:ascii="Times New Roman" w:hAnsi="Times New Roman"/>
+          <w:sz w:val="24"/>
+        </w:rPr>
+        <w:t>Прийді́те, поклоні́мся* Христо́ві, царе́ві на́шому – Бо́гу.</w:t>
+      </w:r>
+    </w:p>
+    <w:p>
+      <w:pPr>
+        <w:spacing w:after="120"/>
+        <w:jc w:val="both"/>
+      </w:pPr>
+      <w:r>
+        <w:rPr>
+          <w:rFonts w:ascii="Times New Roman" w:hAnsi="Times New Roman"/>
+          <w:sz w:val="24"/>
+        </w:rPr>
+        <w:t>Прийді́те, поклоні́мся і припаді́м* до само́го Го́спода Ісу́са Христа́ – царя́ і Бо́га на́шого.</w:t>
       </w:r>
     </w:p>
     <w:p>
@@ -6196,17 +6101,15 @@
     </w:p>
     <w:p>
       <w:pPr>
-        <w:rPr>
-          <w:rFonts w:ascii="Times New Roman" w:hAnsi="Times New Roman"/>
-          <w:sz w:val="24"/>
-        </w:rPr>
-      </w:pPr>
-      <w:r>
-        <w:rPr>
-          <w:rFonts w:ascii="Times New Roman" w:hAnsi="Times New Roman"/>
-          <w:sz w:val="24"/>
-        </w:rPr>
-        <w:t xml:space="preserve">Господи, помилуй </w:t>
+        <w:spacing w:after="120"/>
+        <w:jc w:val="both"/>
+      </w:pPr>
+      <w:r>
+        <w:rPr>
+          <w:rFonts w:ascii="Times New Roman" w:hAnsi="Times New Roman"/>
+          <w:sz w:val="24"/>
+        </w:rPr>
+        <w:t xml:space="preserve">Господи, помилуй. </w:t>
       </w:r>
       <w:r>
         <w:rPr>
@@ -6216,13 +6119,6 @@
           <w:sz w:val="24"/>
         </w:rPr>
         <w:t>(3 р.)</w:t>
-      </w:r>
-      <w:r>
-        <w:rPr>
-          <w:rFonts w:ascii="Times New Roman" w:hAnsi="Times New Roman"/>
-          <w:sz w:val="24"/>
-        </w:rPr>
-        <w:t>.</w:t>
       </w:r>
     </w:p>
     <w:p>
@@ -6557,7 +6453,7 @@
           <w:color w:val="000000"/>
           <w:sz w:val="24"/>
         </w:rPr>
-        <w:t>: Будьмо уважні. Мир усім. Премудрість, будьмо уважні</w:t>
+        <w:t>: Будьмо уважні. Мир усім. Премудрість, будьмо уважні</w:t>
       </w:r>
     </w:p>
     <w:p>
@@ -6817,7 +6713,7 @@
           <w:szCs w:val="22"/>
           <w:lang w:val="uk-UA"/>
         </w:rPr>
-        <w:t>: Премудрість.</w:t>
+        <w:t>: Премудрість.</w:t>
       </w:r>
     </w:p>
     <w:p>
@@ -6851,7 +6747,7 @@
           <w:szCs w:val="22"/>
           <w:lang w:val="uk-UA"/>
         </w:rPr>
-        <w:t>: З книги пророка Ісаї читання.</w:t>
+        <w:t>: З книги пророка Ісаї читання.</w:t>
       </w:r>
     </w:p>
     <w:p>
@@ -6885,7 +6781,7 @@
           <w:szCs w:val="22"/>
           <w:lang w:val="uk-UA"/>
         </w:rPr>
-        <w:t>: Будьмо уважні.</w:t>
+        <w:t>: Будьмо уважні.</w:t>
       </w:r>
     </w:p>
     <w:p>
@@ -7233,17 +7129,15 @@
     </w:p>
     <w:p>
       <w:pPr>
-        <w:rPr>
-          <w:rFonts w:ascii="Times New Roman" w:hAnsi="Times New Roman"/>
-          <w:sz w:val="24"/>
-        </w:rPr>
-      </w:pPr>
-      <w:r>
-        <w:rPr>
-          <w:rFonts w:ascii="Times New Roman" w:hAnsi="Times New Roman"/>
-          <w:sz w:val="24"/>
-        </w:rPr>
-        <w:t xml:space="preserve">Святий Боже, святий Кріпкий, святий Безсмертний, помилуй нас </w:t>
+        <w:spacing w:after="120"/>
+        <w:jc w:val="both"/>
+      </w:pPr>
+      <w:r>
+        <w:rPr>
+          <w:rFonts w:ascii="Times New Roman" w:hAnsi="Times New Roman"/>
+          <w:sz w:val="24"/>
+        </w:rPr>
+        <w:t xml:space="preserve">Святий Боже, святий Кріпкий, святий Безсмертний, помилуй нас. </w:t>
       </w:r>
       <w:r>
         <w:rPr>
@@ -7254,13 +7148,6 @@
         </w:rPr>
         <w:t>(3 р.)</w:t>
       </w:r>
-      <w:r>
-        <w:rPr>
-          <w:rFonts w:ascii="Times New Roman" w:hAnsi="Times New Roman"/>
-          <w:sz w:val="24"/>
-        </w:rPr>
-        <w:t>.</w:t>
-      </w:r>
     </w:p>
     <w:p>
       <w:pPr>
@@ -7294,17 +7181,15 @@
     </w:p>
     <w:p>
       <w:pPr>
-        <w:rPr>
-          <w:rFonts w:ascii="Times New Roman" w:hAnsi="Times New Roman"/>
-          <w:sz w:val="24"/>
-        </w:rPr>
-      </w:pPr>
-      <w:r>
-        <w:rPr>
-          <w:rFonts w:ascii="Times New Roman" w:hAnsi="Times New Roman"/>
-          <w:sz w:val="24"/>
-        </w:rPr>
-        <w:t xml:space="preserve">Господи, помилуй </w:t>
+        <w:spacing w:after="120"/>
+        <w:jc w:val="both"/>
+      </w:pPr>
+      <w:r>
+        <w:rPr>
+          <w:rFonts w:ascii="Times New Roman" w:hAnsi="Times New Roman"/>
+          <w:sz w:val="24"/>
+        </w:rPr>
+        <w:t xml:space="preserve">Господи, помилуй. </w:t>
       </w:r>
       <w:r>
         <w:rPr>
@@ -7314,13 +7199,6 @@
           <w:sz w:val="24"/>
         </w:rPr>
         <w:t>(3 р.)</w:t>
-      </w:r>
-      <w:r>
-        <w:rPr>
-          <w:rFonts w:ascii="Times New Roman" w:hAnsi="Times New Roman"/>
-          <w:sz w:val="24"/>
-        </w:rPr>
-        <w:t>.</w:t>
       </w:r>
     </w:p>
     <w:p>
@@ -7568,17 +7446,15 @@
     </w:p>
     <w:p>
       <w:pPr>
-        <w:rPr>
-          <w:rFonts w:ascii="Times New Roman" w:hAnsi="Times New Roman"/>
-          <w:sz w:val="24"/>
-        </w:rPr>
-      </w:pPr>
-      <w:r>
-        <w:rPr>
-          <w:rFonts w:ascii="Times New Roman" w:hAnsi="Times New Roman"/>
-          <w:sz w:val="24"/>
-        </w:rPr>
-        <w:t xml:space="preserve">Господи, помилуй </w:t>
+        <w:spacing w:after="120"/>
+        <w:jc w:val="both"/>
+      </w:pPr>
+      <w:r>
+        <w:rPr>
+          <w:rFonts w:ascii="Times New Roman" w:hAnsi="Times New Roman"/>
+          <w:sz w:val="24"/>
+        </w:rPr>
+        <w:t xml:space="preserve">Господи, помилуй. </w:t>
       </w:r>
       <w:r>
         <w:rPr>
@@ -7589,13 +7465,6 @@
         </w:rPr>
         <w:t>(3 р.)</w:t>
       </w:r>
-      <w:r>
-        <w:rPr>
-          <w:rFonts w:ascii="Times New Roman" w:hAnsi="Times New Roman"/>
-          <w:sz w:val="24"/>
-        </w:rPr>
-        <w:t>.</w:t>
-      </w:r>
     </w:p>
     <w:p>
       <w:pPr>
@@ -7823,23 +7692,32 @@
     </w:p>
     <w:p>
       <w:pPr>
-        <w:rPr>
-          <w:rFonts w:ascii="Times New Roman" w:hAnsi="Times New Roman"/>
-          <w:i/>
-          <w:iCs/>
-          <w:color w:val="FF0000"/>
-          <w:sz w:val="24"/>
-        </w:rPr>
-      </w:pPr>
-      <w:r>
-        <w:rPr>
-          <w:rFonts w:ascii="Times New Roman" w:hAnsi="Times New Roman"/>
-          <w:i/>
-          <w:iCs/>
-          <w:color w:val="FF0000"/>
-          <w:sz w:val="24"/>
-        </w:rPr>
-        <w:t>І знову: молитва св. Єфрема і доземний поклін.</w:t>
+        <w:spacing w:after="120"/>
+      </w:pPr>
+      <w:r>
+        <w:rPr>
+          <w:rFonts w:ascii="Times New Roman" w:hAnsi="Times New Roman"/>
+          <w:color w:val="303030"/>
+          <w:sz w:val="24"/>
+        </w:rPr>
+        <w:t xml:space="preserve">Го́споди і Влади́ко життя́ мого́! Духа ліни́вства, недбайли́вости, властолю́б'я і пустомо́вства віджени́ від ме́не. Ду́ха чистоти́, поко́ри, терпели́вости й любо́ви дару́й мені, </w:t>
+      </w:r>
+      <w:r>
+        <w:rPr>
+          <w:rFonts w:ascii="Times New Roman" w:hAnsi="Times New Roman"/>
+          <w:color w:val="303030"/>
+          <w:sz w:val="24"/>
+        </w:rPr>
+        <w:t xml:space="preserve">слузі́ Твоє́му. Так, Го́споди, Ца́рю! Дай мені́ ба́чити гріхи́ мої́ і не осу́джувати бра́та мого́, бо Ти благослове́нний на ві́ки вікі́в. Амі́нь. </w:t>
+      </w:r>
+      <w:r>
+        <w:rPr>
+          <w:rFonts w:ascii="Times New Roman" w:hAnsi="Times New Roman"/>
+          <w:i/>
+          <w:color w:val="FF3333"/>
+          <w:sz w:val="24"/>
+        </w:rPr>
+        <w:t>(Доземний поклін)</w:t>
       </w:r>
     </w:p>
     <w:p>
@@ -7863,17 +7741,15 @@
     </w:p>
     <w:p>
       <w:pPr>
-        <w:rPr>
-          <w:rFonts w:ascii="Times New Roman" w:hAnsi="Times New Roman"/>
-          <w:sz w:val="24"/>
-        </w:rPr>
-      </w:pPr>
-      <w:r>
-        <w:rPr>
-          <w:rFonts w:ascii="Times New Roman" w:hAnsi="Times New Roman"/>
-          <w:sz w:val="24"/>
-        </w:rPr>
-        <w:t xml:space="preserve">Святий Боже, святий Кріпкий, святий Безсмертний, помилуй нас </w:t>
+        <w:spacing w:after="120"/>
+        <w:jc w:val="both"/>
+      </w:pPr>
+      <w:r>
+        <w:rPr>
+          <w:rFonts w:ascii="Times New Roman" w:hAnsi="Times New Roman"/>
+          <w:sz w:val="24"/>
+        </w:rPr>
+        <w:t xml:space="preserve">Святий Боже, святий Кріпкий, святий Безсмертний, помилуй нас. </w:t>
       </w:r>
       <w:r>
         <w:rPr>
@@ -7883,13 +7759,6 @@
           <w:sz w:val="24"/>
         </w:rPr>
         <w:t>(3 р.)</w:t>
-      </w:r>
-      <w:r>
-        <w:rPr>
-          <w:rFonts w:ascii="Times New Roman" w:hAnsi="Times New Roman"/>
-          <w:sz w:val="24"/>
-        </w:rPr>
-        <w:t>.</w:t>
       </w:r>
     </w:p>
     <w:p>
@@ -7925,17 +7794,15 @@
     </w:p>
     <w:p>
       <w:pPr>
-        <w:rPr>
-          <w:rFonts w:ascii="Times New Roman" w:hAnsi="Times New Roman"/>
-          <w:sz w:val="24"/>
-        </w:rPr>
-      </w:pPr>
-      <w:r>
-        <w:rPr>
-          <w:rFonts w:ascii="Times New Roman" w:hAnsi="Times New Roman"/>
-          <w:sz w:val="24"/>
-        </w:rPr>
-        <w:t xml:space="preserve">Господи, помилуй </w:t>
+        <w:spacing w:after="120"/>
+        <w:jc w:val="both"/>
+      </w:pPr>
+      <w:r>
+        <w:rPr>
+          <w:rFonts w:ascii="Times New Roman" w:hAnsi="Times New Roman"/>
+          <w:sz w:val="24"/>
+        </w:rPr>
+        <w:t xml:space="preserve">Господи, помилуй. </w:t>
       </w:r>
       <w:r>
         <w:rPr>
@@ -7946,13 +7813,6 @@
         </w:rPr>
         <w:t>(3 р.)</w:t>
       </w:r>
-      <w:r>
-        <w:rPr>
-          <w:rFonts w:ascii="Times New Roman" w:hAnsi="Times New Roman"/>
-          <w:sz w:val="24"/>
-        </w:rPr>
-        <w:t>.</w:t>
-      </w:r>
     </w:p>
     <w:p>
       <w:pPr>
@@ -8137,26 +7997,32 @@
     </w:p>
     <w:p>
       <w:pPr>
-        <w:rPr>
-          <w:rFonts w:ascii="Times New Roman" w:hAnsi="Times New Roman"/>
-          <w:sz w:val="24"/>
-        </w:rPr>
-      </w:pPr>
-      <w:r>
-        <w:rPr>
-          <w:rFonts w:ascii="Times New Roman" w:hAnsi="Times New Roman"/>
-          <w:i/>
-          <w:color w:val="FF0000"/>
-          <w:sz w:val="24"/>
-        </w:rPr>
-        <w:t xml:space="preserve">Священик: </w:t>
-      </w:r>
-      <w:r>
-        <w:rPr>
-          <w:rFonts w:ascii="Times New Roman" w:hAnsi="Times New Roman"/>
-          <w:sz w:val="24"/>
-        </w:rPr>
-        <w:t>Слава тобі, Христе Боже, надіє наша, слава тобі!</w:t>
+        <w:spacing w:after="120"/>
+        <w:jc w:val="both"/>
+      </w:pPr>
+      <w:r>
+        <w:rPr>
+          <w:rFonts w:ascii="Times New Roman" w:hAnsi="Times New Roman"/>
+          <w:i/>
+          <w:color w:val="FF0000"/>
+          <w:sz w:val="24"/>
+        </w:rPr>
+        <w:t>Священик:</w:t>
+      </w:r>
+      <w:r>
+        <w:rPr>
+          <w:rFonts w:ascii="Times New Roman" w:hAnsi="Times New Roman"/>
+          <w:color w:val="FF0000"/>
+          <w:sz w:val="24"/>
+        </w:rPr>
+        <w:t xml:space="preserve"> </w:t>
+      </w:r>
+      <w:r>
+        <w:rPr>
+          <w:rFonts w:ascii="Times New Roman" w:hAnsi="Times New Roman"/>
+          <w:sz w:val="24"/>
+        </w:rPr>
+        <w:t>Слава тобі, Христе Боже, уповання наше, слава тобі!</w:t>
       </w:r>
     </w:p>
     <w:p>
@@ -8321,6 +8187,187 @@
     </w:p>
     <w:p>
       <w:pPr>
+        <w:spacing w:after="120"/>
+      </w:pPr>
+      <w:r>
+        <w:rPr>
+          <w:rFonts w:ascii="Times New Roman" w:hAnsi="Times New Roman"/>
+          <w:i/>
+          <w:color w:val="FF0000"/>
+          <w:sz w:val="24"/>
+        </w:rPr>
+        <w:t>Вірні:</w:t>
+      </w:r>
+      <w:r>
+        <w:rPr>
+          <w:rFonts w:ascii="Times New Roman" w:hAnsi="Times New Roman"/>
+          <w:color w:val="FF0000"/>
+          <w:sz w:val="24"/>
+        </w:rPr>
+        <w:t xml:space="preserve"> </w:t>
+      </w:r>
+      <w:r>
+        <w:rPr>
+          <w:rFonts w:ascii="Times New Roman" w:hAnsi="Times New Roman"/>
+          <w:sz w:val="24"/>
+        </w:rPr>
+        <w:t>Амі́нь.</w:t>
+      </w:r>
+    </w:p>
+    <w:p>
+      <w:pPr>
+        <w:spacing w:after="120"/>
+      </w:pPr>
+      <w:r>
+        <w:rPr>
+          <w:rFonts w:ascii="Times New Roman" w:hAnsi="Times New Roman"/>
+          <w:sz w:val="24"/>
+        </w:rPr>
+        <w:t>Сла́ва Тобі́, Бо́же наш, сла́ва Тобі́.</w:t>
+      </w:r>
+    </w:p>
+    <w:p>
+      <w:pPr>
+        <w:spacing w:after="120"/>
+      </w:pPr>
+      <w:r>
+        <w:rPr>
+          <w:rFonts w:ascii="Times New Roman" w:hAnsi="Times New Roman"/>
+          <w:sz w:val="24"/>
+        </w:rPr>
+        <w:t>Ца́рю небе́сний, утіши́телю, Ду́ше íстини,* що всю́ди єси́ і все наповня́єш,* скарбни́це благ і життя́ пода́телю,* прийди́, і всели́ся в нас,* і очи́сти нас від уся́кої скве́рни,* і спаси́, благи́й, ду́ші на́ші.</w:t>
+      </w:r>
+    </w:p>
+    <w:p>
+      <w:pPr>
+        <w:spacing w:after="120"/>
+        <w:jc w:val="both"/>
+      </w:pPr>
+      <w:r>
+        <w:rPr>
+          <w:rFonts w:ascii="Times New Roman" w:hAnsi="Times New Roman"/>
+          <w:sz w:val="24"/>
+        </w:rPr>
+        <w:t xml:space="preserve">Святий Боже, святий Кріпкий, святий Безсмертний, помилуй нас. </w:t>
+      </w:r>
+      <w:r>
+        <w:rPr>
+          <w:rFonts w:ascii="Times New Roman" w:hAnsi="Times New Roman"/>
+          <w:i/>
+          <w:color w:val="FF0000"/>
+          <w:sz w:val="24"/>
+        </w:rPr>
+        <w:t>(3 р.)</w:t>
+      </w:r>
+    </w:p>
+    <w:p>
+      <w:pPr>
+        <w:rPr>
+          <w:rFonts w:ascii="Times New Roman" w:hAnsi="Times New Roman"/>
+          <w:sz w:val="24"/>
+        </w:rPr>
+      </w:pPr>
+      <w:r>
+        <w:rPr>
+          <w:rFonts w:ascii="Times New Roman" w:hAnsi="Times New Roman"/>
+          <w:sz w:val="24"/>
+        </w:rPr>
+        <w:t>Слава Отцю, і Сину, і Святому Духові,* і нині, і повсякчас, і на віки вічні. Амінь.</w:t>
+      </w:r>
+    </w:p>
+    <w:p>
+      <w:pPr>
+        <w:rPr>
+          <w:rFonts w:ascii="Times New Roman" w:hAnsi="Times New Roman"/>
+          <w:sz w:val="24"/>
+        </w:rPr>
+      </w:pPr>
+      <w:r>
+        <w:rPr>
+          <w:rFonts w:ascii="Times New Roman" w:hAnsi="Times New Roman"/>
+          <w:sz w:val="24"/>
+        </w:rPr>
+        <w:t>Пресвята Тройце, помилуй нас;* Господи, очисти гріхи наші;* Владико, прости беззаконня наші;* Святий, завітай і зціли немочі наші імени твого ради.</w:t>
+      </w:r>
+    </w:p>
+    <w:p>
+      <w:pPr>
+        <w:spacing w:after="120"/>
+        <w:jc w:val="both"/>
+      </w:pPr>
+      <w:r>
+        <w:rPr>
+          <w:rFonts w:ascii="Times New Roman" w:hAnsi="Times New Roman"/>
+          <w:sz w:val="24"/>
+        </w:rPr>
+        <w:t xml:space="preserve">Господи, помилуй. </w:t>
+      </w:r>
+      <w:r>
+        <w:rPr>
+          <w:rFonts w:ascii="Times New Roman" w:hAnsi="Times New Roman"/>
+          <w:i/>
+          <w:color w:val="FF0000"/>
+          <w:sz w:val="24"/>
+        </w:rPr>
+        <w:t>(3 р.)</w:t>
+      </w:r>
+    </w:p>
+    <w:p>
+      <w:pPr>
+        <w:rPr>
+          <w:rFonts w:ascii="Times New Roman" w:hAnsi="Times New Roman"/>
+          <w:sz w:val="24"/>
+        </w:rPr>
+      </w:pPr>
+      <w:r>
+        <w:rPr>
+          <w:rFonts w:ascii="Times New Roman" w:hAnsi="Times New Roman"/>
+          <w:sz w:val="24"/>
+        </w:rPr>
+        <w:t>Слава Отцю, і Сину, і Святому Духові,* і нині, і повсякчас, і на віки вічні. Амінь.</w:t>
+      </w:r>
+    </w:p>
+    <w:p>
+      <w:pPr>
+        <w:rPr>
+          <w:rFonts w:ascii="Times New Roman" w:hAnsi="Times New Roman"/>
+          <w:sz w:val="24"/>
+        </w:rPr>
+      </w:pPr>
+      <w:r>
+        <w:rPr>
+          <w:rFonts w:ascii="Times New Roman" w:hAnsi="Times New Roman"/>
+          <w:sz w:val="24"/>
+        </w:rPr>
+        <w:t>Отче наш, що єси на небесах,* нехай святиться ім’я твоє,* нехай прийде царство твоє,* нехай буде воля твоя, як на небі, так і на землі.* Хліб наш насущний дай нам сьогодні,* і прости нам провини наші,* як і ми прощаємо винуватцям нашим,* і не введи нас у спокусу,* але визволи нас від лукавого.</w:t>
+      </w:r>
+    </w:p>
+    <w:p>
+      <w:pPr>
+        <w:rPr>
+          <w:rFonts w:ascii="Times New Roman" w:hAnsi="Times New Roman"/>
+          <w:sz w:val="24"/>
+        </w:rPr>
+      </w:pPr>
+      <w:r>
+        <w:rPr>
+          <w:rFonts w:ascii="Times New Roman" w:hAnsi="Times New Roman"/>
+          <w:i/>
+          <w:color w:val="FF0000"/>
+          <w:sz w:val="24"/>
+        </w:rPr>
+        <w:t xml:space="preserve">Священик: </w:t>
+      </w:r>
+      <w:r>
+        <w:rPr>
+          <w:rFonts w:ascii="Times New Roman" w:hAnsi="Times New Roman"/>
+          <w:sz w:val="24"/>
+        </w:rPr>
+        <w:t>Бо твоє є царство, і сила, і слава, Отця, і Сина, і Святого Духа, нині і повсякчас, і на віки вічні.</w:t>
+      </w:r>
+    </w:p>
+    <w:p>
+      <w:pPr>
         <w:rPr>
           <w:rFonts w:ascii="Times New Roman" w:hAnsi="Times New Roman"/>
           <w:sz w:val="24"/>
@@ -8340,46 +8387,31 @@
           <w:rFonts w:ascii="Times New Roman" w:hAnsi="Times New Roman"/>
           <w:sz w:val="24"/>
         </w:rPr>
-        <w:t>Амінь. Слава тобі, Боже наш, слава тобі.</w:t>
-      </w:r>
-    </w:p>
-    <w:p>
-      <w:pPr>
-        <w:rPr>
-          <w:rFonts w:ascii="Times New Roman" w:hAnsi="Times New Roman"/>
-          <w:sz w:val="24"/>
-        </w:rPr>
-      </w:pPr>
-      <w:r>
-        <w:rPr>
-          <w:rFonts w:ascii="Times New Roman" w:hAnsi="Times New Roman"/>
-          <w:sz w:val="24"/>
-        </w:rPr>
-        <w:t>Царю небесний, утішителю, Душе істини,* що всюди єси і все наповняєш,* скарбе дібр і життя подателю,* прийди і вселися в нас,* і очисти нас від усякої скверни,* і спаси, Благий, душі наші.</w:t>
-      </w:r>
-    </w:p>
-    <w:p>
-      <w:pPr>
-        <w:rPr>
-          <w:rFonts w:ascii="Times New Roman" w:hAnsi="Times New Roman"/>
-          <w:sz w:val="24"/>
-        </w:rPr>
-      </w:pPr>
-      <w:r>
-        <w:rPr>
-          <w:rFonts w:ascii="Times New Roman" w:hAnsi="Times New Roman"/>
-          <w:sz w:val="24"/>
-        </w:rPr>
-        <w:t xml:space="preserve">Святий Боже, святий Кріпкий, святий Безсмертний, помилуй нас </w:t>
-      </w:r>
-      <w:r>
-        <w:rPr>
-          <w:rFonts w:ascii="Times New Roman" w:hAnsi="Times New Roman"/>
-          <w:i/>
-          <w:color w:val="FF0000"/>
-          <w:sz w:val="24"/>
-        </w:rPr>
-        <w:t>(3 р.)</w:t>
+        <w:t>Амінь.</w:t>
+      </w:r>
+    </w:p>
+    <w:p>
+      <w:pPr>
+        <w:rPr>
+          <w:rFonts w:ascii="Times New Roman" w:hAnsi="Times New Roman"/>
+          <w:sz w:val="24"/>
+        </w:rPr>
+      </w:pPr>
+      <w:r>
+        <w:rPr>
+          <w:rFonts w:ascii="Times New Roman" w:hAnsi="Times New Roman"/>
+          <w:sz w:val="24"/>
+        </w:rPr>
+        <w:t xml:space="preserve">Господи, помилуй </w:t>
+      </w:r>
+      <w:r>
+        <w:rPr>
+          <w:rFonts w:ascii="Times New Roman" w:hAnsi="Times New Roman"/>
+          <w:i/>
+          <w:color w:val="FF0000"/>
+          <w:sz w:val="24"/>
+        </w:rPr>
+        <w:t>(12 р.)</w:t>
       </w:r>
       <w:r>
         <w:rPr>
@@ -8406,218 +8438,41 @@
     </w:p>
     <w:p>
       <w:pPr>
-        <w:rPr>
-          <w:rFonts w:ascii="Times New Roman" w:hAnsi="Times New Roman"/>
-          <w:sz w:val="24"/>
-        </w:rPr>
-      </w:pPr>
-      <w:r>
-        <w:rPr>
-          <w:rFonts w:ascii="Times New Roman" w:hAnsi="Times New Roman"/>
-          <w:sz w:val="24"/>
-        </w:rPr>
-        <w:t>Пресвята Тройце, помилуй нас;* Господи, очисти гріхи наші;* Владико, прости беззаконня наші;* Святий, завітай і зціли немочі наші імени твого ради.</w:t>
-      </w:r>
-    </w:p>
-    <w:p>
-      <w:pPr>
-        <w:rPr>
-          <w:rFonts w:ascii="Times New Roman" w:hAnsi="Times New Roman"/>
-          <w:sz w:val="24"/>
-        </w:rPr>
-      </w:pPr>
-      <w:r>
-        <w:rPr>
-          <w:rFonts w:ascii="Times New Roman" w:hAnsi="Times New Roman"/>
-          <w:sz w:val="24"/>
-        </w:rPr>
-        <w:t xml:space="preserve">Господи, помилуй </w:t>
-      </w:r>
-      <w:r>
-        <w:rPr>
-          <w:rFonts w:ascii="Times New Roman" w:hAnsi="Times New Roman"/>
-          <w:i/>
-          <w:color w:val="FF0000"/>
-          <w:sz w:val="24"/>
-        </w:rPr>
-        <w:t>(3 р.)</w:t>
-      </w:r>
-      <w:r>
-        <w:rPr>
-          <w:rFonts w:ascii="Times New Roman" w:hAnsi="Times New Roman"/>
-          <w:sz w:val="24"/>
-        </w:rPr>
-        <w:t>.</w:t>
-      </w:r>
-    </w:p>
-    <w:p>
-      <w:pPr>
-        <w:rPr>
-          <w:rFonts w:ascii="Times New Roman" w:hAnsi="Times New Roman"/>
-          <w:sz w:val="24"/>
-        </w:rPr>
-      </w:pPr>
-      <w:r>
-        <w:rPr>
-          <w:rFonts w:ascii="Times New Roman" w:hAnsi="Times New Roman"/>
-          <w:sz w:val="24"/>
-        </w:rPr>
-        <w:t>Слава Отцю, і Сину, і Святому Духові,* і нині, і повсякчас, і на віки вічні. Амінь.</w:t>
-      </w:r>
-    </w:p>
-    <w:p>
-      <w:pPr>
-        <w:rPr>
-          <w:rFonts w:ascii="Times New Roman" w:hAnsi="Times New Roman"/>
-          <w:sz w:val="24"/>
-        </w:rPr>
-      </w:pPr>
-      <w:r>
-        <w:rPr>
-          <w:rFonts w:ascii="Times New Roman" w:hAnsi="Times New Roman"/>
-          <w:sz w:val="24"/>
-        </w:rPr>
-        <w:t>Отче наш, що єси на небесах,* нехай святиться ім’я твоє,* нехай прийде царство твоє,* нехай буде воля твоя, як на небі, так і на землі.* Хліб наш насущний дай нам сьогодні,* і прости нам провини наші,* як і ми прощаємо винуватцям нашим,* і не введи нас у спокусу,* але визволи нас від лукавого.</w:t>
-      </w:r>
-    </w:p>
-    <w:p>
-      <w:pPr>
-        <w:rPr>
-          <w:rFonts w:ascii="Times New Roman" w:hAnsi="Times New Roman"/>
-          <w:sz w:val="24"/>
-        </w:rPr>
-      </w:pPr>
-      <w:r>
-        <w:rPr>
-          <w:rFonts w:ascii="Times New Roman" w:hAnsi="Times New Roman"/>
-          <w:i/>
-          <w:color w:val="FF0000"/>
-          <w:sz w:val="24"/>
-        </w:rPr>
-        <w:t xml:space="preserve">Священик: </w:t>
-      </w:r>
-      <w:r>
-        <w:rPr>
-          <w:rFonts w:ascii="Times New Roman" w:hAnsi="Times New Roman"/>
-          <w:sz w:val="24"/>
-        </w:rPr>
-        <w:t>Бо твоє є царство, і сила, і слава, Отця, і Сина, і Святого Духа, нині і повсякчас, і на віки вічні.</w:t>
-      </w:r>
-    </w:p>
-    <w:p>
-      <w:pPr>
-        <w:rPr>
-          <w:rFonts w:ascii="Times New Roman" w:hAnsi="Times New Roman"/>
-          <w:sz w:val="24"/>
-        </w:rPr>
-      </w:pPr>
-      <w:r>
-        <w:rPr>
-          <w:rFonts w:ascii="Times New Roman" w:hAnsi="Times New Roman"/>
-          <w:i/>
-          <w:color w:val="FF0000"/>
-          <w:sz w:val="24"/>
-        </w:rPr>
-        <w:t xml:space="preserve">Вірні: </w:t>
-      </w:r>
-      <w:r>
-        <w:rPr>
-          <w:rFonts w:ascii="Times New Roman" w:hAnsi="Times New Roman"/>
-          <w:sz w:val="24"/>
-        </w:rPr>
-        <w:t>Амінь.</w:t>
-      </w:r>
-    </w:p>
-    <w:p>
-      <w:pPr>
-        <w:rPr>
-          <w:rFonts w:ascii="Times New Roman" w:hAnsi="Times New Roman"/>
-          <w:sz w:val="24"/>
-        </w:rPr>
-      </w:pPr>
-      <w:r>
-        <w:rPr>
-          <w:rFonts w:ascii="Times New Roman" w:hAnsi="Times New Roman"/>
-          <w:sz w:val="24"/>
-        </w:rPr>
-        <w:t xml:space="preserve">Господи, помилуй </w:t>
-      </w:r>
-      <w:r>
-        <w:rPr>
-          <w:rFonts w:ascii="Times New Roman" w:hAnsi="Times New Roman"/>
-          <w:i/>
-          <w:color w:val="FF0000"/>
-          <w:sz w:val="24"/>
-        </w:rPr>
-        <w:t>(12 р.)</w:t>
-      </w:r>
-      <w:r>
-        <w:rPr>
-          <w:rFonts w:ascii="Times New Roman" w:hAnsi="Times New Roman"/>
-          <w:sz w:val="24"/>
-        </w:rPr>
-        <w:t>.</w:t>
-      </w:r>
-    </w:p>
-    <w:p>
-      <w:pPr>
-        <w:rPr>
-          <w:rFonts w:ascii="Times New Roman" w:hAnsi="Times New Roman"/>
-          <w:sz w:val="24"/>
-        </w:rPr>
-      </w:pPr>
-      <w:r>
-        <w:rPr>
-          <w:rFonts w:ascii="Times New Roman" w:hAnsi="Times New Roman"/>
-          <w:sz w:val="24"/>
-        </w:rPr>
-        <w:t>Слава Отцю, і Сину, і Святому Духові,* і нині, і повсякчас, і на віки вічні. Амінь.</w:t>
-      </w:r>
-    </w:p>
-    <w:p>
-      <w:pPr>
-        <w:rPr>
-          <w:rFonts w:ascii="Times New Roman" w:hAnsi="Times New Roman"/>
-          <w:sz w:val="24"/>
-        </w:rPr>
-      </w:pPr>
-      <w:r>
-        <w:rPr>
-          <w:rFonts w:ascii="Times New Roman" w:hAnsi="Times New Roman"/>
-          <w:sz w:val="24"/>
-        </w:rPr>
-        <w:t>Прийдіте, поклонімся* Цареві нашому Богу.</w:t>
-      </w:r>
-    </w:p>
-    <w:p>
-      <w:pPr>
-        <w:rPr>
-          <w:rFonts w:ascii="Times New Roman" w:hAnsi="Times New Roman"/>
-          <w:sz w:val="24"/>
-        </w:rPr>
-      </w:pPr>
-      <w:r>
-        <w:rPr>
-          <w:rFonts w:ascii="Times New Roman" w:hAnsi="Times New Roman"/>
-          <w:sz w:val="24"/>
-        </w:rPr>
-        <w:t>Прийдіте, поклонімся* Христові, Цареві нашому Богу.</w:t>
-      </w:r>
-    </w:p>
-    <w:p>
-      <w:pPr>
-        <w:rPr>
-          <w:rFonts w:ascii="Times New Roman" w:hAnsi="Times New Roman"/>
-          <w:sz w:val="24"/>
-          <w:szCs w:val="32"/>
-        </w:rPr>
-      </w:pPr>
-      <w:r>
-        <w:rPr>
-          <w:rFonts w:ascii="Times New Roman" w:hAnsi="Times New Roman"/>
-          <w:sz w:val="24"/>
-        </w:rPr>
-        <w:t>Прийдіте, поклонімся і припадім* до самого Господа Ісуса Христа, Царя і Бога нашого.</w:t>
+        <w:spacing w:after="120"/>
+        <w:jc w:val="both"/>
+      </w:pPr>
+      <w:r>
+        <w:rPr>
+          <w:rFonts w:ascii="Times New Roman" w:hAnsi="Times New Roman"/>
+          <w:sz w:val="24"/>
+        </w:rPr>
+        <w:t>Прийді́те, поклоні́мся* царе́ві на́шому – Бо́гу.</w:t>
+      </w:r>
+    </w:p>
+    <w:p>
+      <w:pPr>
+        <w:spacing w:after="120"/>
+        <w:jc w:val="both"/>
+      </w:pPr>
+      <w:r>
+        <w:rPr>
+          <w:rFonts w:ascii="Times New Roman" w:hAnsi="Times New Roman"/>
+          <w:sz w:val="24"/>
+        </w:rPr>
+        <w:t>Прийді́те, поклоні́мся* Христо́ві, царе́ві на́шому – Бо́гу.</w:t>
+      </w:r>
+    </w:p>
+    <w:p>
+      <w:pPr>
+        <w:spacing w:after="120"/>
+        <w:jc w:val="both"/>
+      </w:pPr>
+      <w:r>
+        <w:rPr>
+          <w:rFonts w:ascii="Times New Roman" w:hAnsi="Times New Roman"/>
+          <w:sz w:val="24"/>
+        </w:rPr>
+        <w:t>Прийді́те, поклоні́мся і припаді́м* до само́го Го́спода Ісу́са Христа́ – царя́ і Бо́га на́шого.</w:t>
       </w:r>
     </w:p>
     <w:p>
@@ -9384,17 +9239,15 @@
     </w:p>
     <w:p>
       <w:pPr>
-        <w:rPr>
-          <w:rFonts w:ascii="Times New Roman" w:hAnsi="Times New Roman"/>
-          <w:sz w:val="24"/>
-        </w:rPr>
-      </w:pPr>
-      <w:r>
-        <w:rPr>
-          <w:rFonts w:ascii="Times New Roman" w:hAnsi="Times New Roman"/>
-          <w:sz w:val="24"/>
-        </w:rPr>
-        <w:t xml:space="preserve">Господи, помилуй </w:t>
+        <w:spacing w:after="120"/>
+        <w:jc w:val="both"/>
+      </w:pPr>
+      <w:r>
+        <w:rPr>
+          <w:rFonts w:ascii="Times New Roman" w:hAnsi="Times New Roman"/>
+          <w:sz w:val="24"/>
+        </w:rPr>
+        <w:t xml:space="preserve">Господи, помилуй. </w:t>
       </w:r>
       <w:r>
         <w:rPr>
@@ -9405,13 +9258,6 @@
         </w:rPr>
         <w:t>(3 р.)</w:t>
       </w:r>
-      <w:r>
-        <w:rPr>
-          <w:rFonts w:ascii="Times New Roman" w:hAnsi="Times New Roman"/>
-          <w:sz w:val="24"/>
-        </w:rPr>
-        <w:t>.</w:t>
-      </w:r>
     </w:p>
     <w:p>
       <w:pPr>
@@ -9601,17 +9447,15 @@
     </w:p>
     <w:p>
       <w:pPr>
-        <w:rPr>
-          <w:rFonts w:ascii="Times New Roman" w:hAnsi="Times New Roman"/>
-          <w:sz w:val="24"/>
-        </w:rPr>
-      </w:pPr>
-      <w:r>
-        <w:rPr>
-          <w:rFonts w:ascii="Times New Roman" w:hAnsi="Times New Roman"/>
-          <w:sz w:val="24"/>
-        </w:rPr>
-        <w:t xml:space="preserve">Святий Боже, святий Кріпкий, святий Безсмертний, помилуй нас </w:t>
+        <w:spacing w:after="120"/>
+        <w:jc w:val="both"/>
+      </w:pPr>
+      <w:r>
+        <w:rPr>
+          <w:rFonts w:ascii="Times New Roman" w:hAnsi="Times New Roman"/>
+          <w:sz w:val="24"/>
+        </w:rPr>
+        <w:t xml:space="preserve">Святий Боже, святий Кріпкий, святий Безсмертний, помилуй нас. </w:t>
       </w:r>
       <w:r>
         <w:rPr>
@@ -9622,13 +9466,6 @@
         </w:rPr>
         <w:t>(3 р.)</w:t>
       </w:r>
-      <w:r>
-        <w:rPr>
-          <w:rFonts w:ascii="Times New Roman" w:hAnsi="Times New Roman"/>
-          <w:sz w:val="24"/>
-        </w:rPr>
-        <w:t>.</w:t>
-      </w:r>
     </w:p>
     <w:p>
       <w:pPr>
@@ -9662,17 +9499,15 @@
     </w:p>
     <w:p>
       <w:pPr>
-        <w:rPr>
-          <w:rFonts w:ascii="Times New Roman" w:hAnsi="Times New Roman"/>
-          <w:sz w:val="24"/>
-        </w:rPr>
-      </w:pPr>
-      <w:r>
-        <w:rPr>
-          <w:rFonts w:ascii="Times New Roman" w:hAnsi="Times New Roman"/>
-          <w:sz w:val="24"/>
-        </w:rPr>
-        <w:t xml:space="preserve">Господи, помилуй </w:t>
+        <w:spacing w:after="120"/>
+        <w:jc w:val="both"/>
+      </w:pPr>
+      <w:r>
+        <w:rPr>
+          <w:rFonts w:ascii="Times New Roman" w:hAnsi="Times New Roman"/>
+          <w:sz w:val="24"/>
+        </w:rPr>
+        <w:t xml:space="preserve">Господи, помилуй. </w:t>
       </w:r>
       <w:r>
         <w:rPr>
@@ -9682,13 +9517,6 @@
           <w:sz w:val="24"/>
         </w:rPr>
         <w:t>(3 р.)</w:t>
-      </w:r>
-      <w:r>
-        <w:rPr>
-          <w:rFonts w:ascii="Times New Roman" w:hAnsi="Times New Roman"/>
-          <w:sz w:val="24"/>
-        </w:rPr>
-        <w:t>.</w:t>
       </w:r>
     </w:p>
     <w:p>
@@ -9931,17 +9759,15 @@
     </w:p>
     <w:p>
       <w:pPr>
-        <w:rPr>
-          <w:rFonts w:ascii="Times New Roman" w:hAnsi="Times New Roman"/>
-          <w:sz w:val="24"/>
-        </w:rPr>
-      </w:pPr>
-      <w:r>
-        <w:rPr>
-          <w:rFonts w:ascii="Times New Roman" w:hAnsi="Times New Roman"/>
-          <w:sz w:val="24"/>
-        </w:rPr>
-        <w:t xml:space="preserve">Господи, помилуй </w:t>
+        <w:spacing w:after="120"/>
+        <w:jc w:val="both"/>
+      </w:pPr>
+      <w:r>
+        <w:rPr>
+          <w:rFonts w:ascii="Times New Roman" w:hAnsi="Times New Roman"/>
+          <w:sz w:val="24"/>
+        </w:rPr>
+        <w:t xml:space="preserve">Господи, помилуй. </w:t>
       </w:r>
       <w:r>
         <w:rPr>
@@ -9952,13 +9778,6 @@
         </w:rPr>
         <w:t>(3 р.)</w:t>
       </w:r>
-      <w:r>
-        <w:rPr>
-          <w:rFonts w:ascii="Times New Roman" w:hAnsi="Times New Roman"/>
-          <w:sz w:val="24"/>
-        </w:rPr>
-        <w:t>.</w:t>
-      </w:r>
     </w:p>
     <w:p>
       <w:pPr>
@@ -10186,6 +10005,220 @@
     </w:p>
     <w:p>
       <w:pPr>
+        <w:spacing w:after="120"/>
+      </w:pPr>
+      <w:r>
+        <w:rPr>
+          <w:rFonts w:ascii="Times New Roman" w:hAnsi="Times New Roman"/>
+          <w:color w:val="303030"/>
+          <w:sz w:val="24"/>
+        </w:rPr>
+        <w:t xml:space="preserve">Го́споди і Влади́ко життя́ мого́! Духа ліни́вства, недбайли́вости, властолю́б'я і пустомо́вства віджени́ від ме́не. Ду́ха чистоти́, поко́ри, терпели́вости й любо́ви дару́й мені, </w:t>
+      </w:r>
+      <w:r>
+        <w:rPr>
+          <w:rFonts w:ascii="Times New Roman" w:hAnsi="Times New Roman"/>
+          <w:color w:val="303030"/>
+          <w:sz w:val="24"/>
+        </w:rPr>
+        <w:t xml:space="preserve">слузі́ Твоє́му. Так, Го́споди, Ца́рю! Дай мені́ ба́чити гріхи́ мої́ і не осу́джувати бра́та мого́, бо Ти благослове́нний на ві́ки вікі́в. Амі́нь. </w:t>
+      </w:r>
+      <w:r>
+        <w:rPr>
+          <w:rFonts w:ascii="Times New Roman" w:hAnsi="Times New Roman"/>
+          <w:i/>
+          <w:color w:val="FF3333"/>
+          <w:sz w:val="24"/>
+        </w:rPr>
+        <w:t>(Доземний поклін)</w:t>
+      </w:r>
+    </w:p>
+    <w:p>
+      <w:pPr>
+        <w:jc w:val="center"/>
+        <w:rPr>
+          <w:rFonts w:ascii="Times New Roman" w:hAnsi="Times New Roman"/>
+          <w:sz w:val="24"/>
+          <w:lang w:val="en-US"/>
+        </w:rPr>
+      </w:pPr>
+      <w:r>
+        <w:rPr>
+          <w:rFonts w:ascii="Times New Roman" w:hAnsi="Times New Roman"/>
+          <w:i/>
+          <w:color w:val="FF0000"/>
+          <w:sz w:val="24"/>
+        </w:rPr>
+        <w:t>*****</w:t>
+      </w:r>
+    </w:p>
+    <w:p>
+      <w:pPr>
+        <w:spacing w:after="120"/>
+        <w:jc w:val="both"/>
+      </w:pPr>
+      <w:r>
+        <w:rPr>
+          <w:rFonts w:ascii="Times New Roman" w:hAnsi="Times New Roman"/>
+          <w:sz w:val="24"/>
+        </w:rPr>
+        <w:t xml:space="preserve">Святий Боже, святий Кріпкий, святий Безсмертний, помилуй нас. </w:t>
+      </w:r>
+      <w:r>
+        <w:rPr>
+          <w:rFonts w:ascii="Times New Roman" w:hAnsi="Times New Roman"/>
+          <w:i/>
+          <w:color w:val="FF0000"/>
+          <w:sz w:val="24"/>
+        </w:rPr>
+        <w:t>(3 р.)</w:t>
+      </w:r>
+    </w:p>
+    <w:p>
+      <w:pPr>
+        <w:rPr>
+          <w:rFonts w:ascii="Times New Roman" w:hAnsi="Times New Roman"/>
+          <w:sz w:val="24"/>
+        </w:rPr>
+      </w:pPr>
+      <w:r>
+        <w:rPr>
+          <w:rFonts w:ascii="Times New Roman" w:hAnsi="Times New Roman"/>
+          <w:sz w:val="24"/>
+        </w:rPr>
+        <w:t>Слава Отцю, і Сину, і Святому Духові,* і нині і повсякчас, і на віки вічні. Амінь.</w:t>
+      </w:r>
+    </w:p>
+    <w:p>
+      <w:pPr>
+        <w:rPr>
+          <w:rFonts w:ascii="Times New Roman" w:hAnsi="Times New Roman"/>
+          <w:sz w:val="24"/>
+        </w:rPr>
+      </w:pPr>
+      <w:r>
+        <w:rPr>
+          <w:rFonts w:ascii="Times New Roman" w:hAnsi="Times New Roman"/>
+          <w:sz w:val="24"/>
+        </w:rPr>
+        <w:t>Пресвята Тройце, помилуй нас;* Господи, очисти гріхи наші;* Владико, прости беззаконня наші;* Святий, завітай і зціли немочі наші імени твого ради.</w:t>
+      </w:r>
+    </w:p>
+    <w:p>
+      <w:pPr>
+        <w:spacing w:after="120"/>
+        <w:jc w:val="both"/>
+      </w:pPr>
+      <w:r>
+        <w:rPr>
+          <w:rFonts w:ascii="Times New Roman" w:hAnsi="Times New Roman"/>
+          <w:sz w:val="24"/>
+        </w:rPr>
+        <w:t xml:space="preserve">Господи, помилуй. </w:t>
+      </w:r>
+      <w:r>
+        <w:rPr>
+          <w:rFonts w:ascii="Times New Roman" w:hAnsi="Times New Roman"/>
+          <w:i/>
+          <w:color w:val="FF0000"/>
+          <w:sz w:val="24"/>
+        </w:rPr>
+        <w:t>(3 р.)</w:t>
+      </w:r>
+    </w:p>
+    <w:p>
+      <w:pPr>
+        <w:rPr>
+          <w:rFonts w:ascii="Times New Roman" w:hAnsi="Times New Roman"/>
+          <w:sz w:val="24"/>
+        </w:rPr>
+      </w:pPr>
+      <w:r>
+        <w:rPr>
+          <w:rFonts w:ascii="Times New Roman" w:hAnsi="Times New Roman"/>
+          <w:sz w:val="24"/>
+        </w:rPr>
+        <w:t>Слава Отцю, і Сину, і Святому Духові,* і нині і повсякчас, і на віки вічні. Амінь.</w:t>
+      </w:r>
+    </w:p>
+    <w:p>
+      <w:pPr>
+        <w:rPr>
+          <w:rFonts w:ascii="Times New Roman" w:hAnsi="Times New Roman"/>
+          <w:sz w:val="24"/>
+        </w:rPr>
+      </w:pPr>
+      <w:r>
+        <w:rPr>
+          <w:rFonts w:ascii="Times New Roman" w:hAnsi="Times New Roman"/>
+          <w:sz w:val="24"/>
+        </w:rPr>
+        <w:t>Отче наш, що єси на небесах,* нехай святиться ім’я твоє,* нехай прийде царство твоє,* нехай буде воля твоя, як на небі, так і на землі.* Хліб наш насущний дай нам сьогодні,* і прости нам провини наші,* як і ми прощаємо винуватцям нашим,* і не введи нас у спокусу,* але визволи нас від лукавого.</w:t>
+      </w:r>
+    </w:p>
+    <w:p>
+      <w:pPr>
+        <w:rPr>
+          <w:rFonts w:ascii="Times New Roman" w:hAnsi="Times New Roman"/>
+          <w:sz w:val="24"/>
+        </w:rPr>
+      </w:pPr>
+      <w:r>
+        <w:rPr>
+          <w:rFonts w:ascii="Times New Roman" w:hAnsi="Times New Roman"/>
+          <w:i/>
+          <w:color w:val="FF0000"/>
+          <w:sz w:val="24"/>
+        </w:rPr>
+        <w:t xml:space="preserve">Священик: </w:t>
+      </w:r>
+      <w:r>
+        <w:rPr>
+          <w:rFonts w:ascii="Times New Roman" w:hAnsi="Times New Roman"/>
+          <w:sz w:val="24"/>
+        </w:rPr>
+        <w:t>Бо твоє є царство, і сила, і слава, Отця, і Сина, і Святого Духа, нині і повсякчас, і на віки вічні.</w:t>
+      </w:r>
+    </w:p>
+    <w:p>
+      <w:pPr>
+        <w:rPr>
+          <w:rFonts w:ascii="Times New Roman" w:hAnsi="Times New Roman"/>
+          <w:sz w:val="24"/>
+        </w:rPr>
+      </w:pPr>
+      <w:r>
+        <w:rPr>
+          <w:rFonts w:ascii="Times New Roman" w:hAnsi="Times New Roman"/>
+          <w:i/>
+          <w:color w:val="FF0000"/>
+          <w:sz w:val="24"/>
+        </w:rPr>
+        <w:t xml:space="preserve">Вірні: </w:t>
+      </w:r>
+      <w:r>
+        <w:rPr>
+          <w:rFonts w:ascii="Times New Roman" w:hAnsi="Times New Roman"/>
+          <w:sz w:val="24"/>
+        </w:rPr>
+        <w:t>Амінь.</w:t>
+      </w:r>
+    </w:p>
+    <w:p>
+      <w:pPr>
+        <w:rPr>
+          <w:rFonts w:ascii="Times New Roman" w:hAnsi="Times New Roman"/>
+          <w:sz w:val="24"/>
+        </w:rPr>
+      </w:pPr>
+      <w:r>
+        <w:rPr>
+          <w:rFonts w:ascii="Times New Roman" w:hAnsi="Times New Roman"/>
+          <w:sz w:val="24"/>
+        </w:rPr>
+        <w:t xml:space="preserve">Господи, помилуй. </w:t>
+      </w:r>
+      <w:r>
         <w:rPr>
           <w:rFonts w:ascii="Times New Roman" w:hAnsi="Times New Roman"/>
           <w:i/>
@@ -10193,300 +10226,81 @@
           <w:color w:val="FF0000"/>
           <w:sz w:val="24"/>
         </w:rPr>
-      </w:pPr>
-      <w:bookmarkStart w:id="0" w:name="_Hlk67383845"/>
-      <w:r>
-        <w:rPr>
-          <w:rFonts w:ascii="Times New Roman" w:hAnsi="Times New Roman"/>
-          <w:i/>
-          <w:iCs/>
-          <w:color w:val="FF0000"/>
-          <w:sz w:val="24"/>
-        </w:rPr>
-        <w:lastRenderedPageBreak/>
-        <w:t>І знову: молитва св. Єфрема і доземний поклін.</w:t>
-      </w:r>
-    </w:p>
+        <w:t>(12 р.)</w:t>
+      </w:r>
+      <w:r>
+        <w:rPr>
+          <w:rFonts w:ascii="Times New Roman" w:hAnsi="Times New Roman"/>
+          <w:sz w:val="24"/>
+        </w:rPr>
+        <w:t xml:space="preserve"> </w:t>
+      </w:r>
+    </w:p>
+    <w:bookmarkEnd w:id="0"/>
     <w:p>
       <w:pPr>
         <w:jc w:val="center"/>
         <w:rPr>
           <w:rFonts w:ascii="Times New Roman" w:hAnsi="Times New Roman"/>
-          <w:sz w:val="24"/>
-          <w:lang w:val="en-US"/>
-        </w:rPr>
-      </w:pPr>
-      <w:r>
-        <w:rPr>
-          <w:rFonts w:ascii="Times New Roman" w:hAnsi="Times New Roman"/>
-          <w:i/>
-          <w:color w:val="FF0000"/>
-          <w:sz w:val="24"/>
-        </w:rPr>
-        <w:t>*****</w:t>
-      </w:r>
-    </w:p>
-    <w:p>
-      <w:pPr>
-        <w:rPr>
-          <w:rFonts w:ascii="Times New Roman" w:hAnsi="Times New Roman"/>
-          <w:sz w:val="24"/>
-        </w:rPr>
-      </w:pPr>
-      <w:r>
-        <w:rPr>
-          <w:rFonts w:ascii="Times New Roman" w:hAnsi="Times New Roman"/>
-          <w:sz w:val="24"/>
-        </w:rPr>
-        <w:t xml:space="preserve">Святий Боже, святий Кріпкий, святий Безсмертний, помилуй нас </w:t>
-      </w:r>
-      <w:r>
-        <w:rPr>
-          <w:rFonts w:ascii="Times New Roman" w:hAnsi="Times New Roman"/>
-          <w:i/>
-          <w:color w:val="FF0000"/>
-          <w:sz w:val="24"/>
-        </w:rPr>
-        <w:t>(3 р.)</w:t>
-      </w:r>
-      <w:r>
-        <w:rPr>
-          <w:rFonts w:ascii="Times New Roman" w:hAnsi="Times New Roman"/>
-          <w:sz w:val="24"/>
-        </w:rPr>
-        <w:t>.</w:t>
-      </w:r>
-    </w:p>
-    <w:p>
-      <w:pPr>
-        <w:rPr>
-          <w:rFonts w:ascii="Times New Roman" w:hAnsi="Times New Roman"/>
-          <w:sz w:val="24"/>
-        </w:rPr>
-      </w:pPr>
-      <w:r>
-        <w:rPr>
-          <w:rFonts w:ascii="Times New Roman" w:hAnsi="Times New Roman"/>
-          <w:sz w:val="24"/>
-        </w:rPr>
-        <w:t>Слава Отцю, і Сину, і Святому Духові,* і нині і повсякчас, і на віки вічні. Амінь.</w:t>
-      </w:r>
-    </w:p>
-    <w:p>
-      <w:pPr>
-        <w:rPr>
-          <w:rFonts w:ascii="Times New Roman" w:hAnsi="Times New Roman"/>
-          <w:sz w:val="24"/>
-        </w:rPr>
-      </w:pPr>
-      <w:r>
-        <w:rPr>
-          <w:rFonts w:ascii="Times New Roman" w:hAnsi="Times New Roman"/>
-          <w:sz w:val="24"/>
-        </w:rPr>
-        <w:t>Пресвята Тройце, помилуй нас;* Господи, очисти гріхи наші;* Владико, прости беззаконня наші;* Святий, завітай і зціли немочі наші імени твого ради.</w:t>
-      </w:r>
-    </w:p>
-    <w:p>
-      <w:pPr>
-        <w:rPr>
-          <w:rFonts w:ascii="Times New Roman" w:hAnsi="Times New Roman"/>
-          <w:sz w:val="24"/>
-        </w:rPr>
-      </w:pPr>
-      <w:r>
-        <w:rPr>
-          <w:rFonts w:ascii="Times New Roman" w:hAnsi="Times New Roman"/>
-          <w:sz w:val="24"/>
-        </w:rPr>
-        <w:t xml:space="preserve">Господи, помилуй </w:t>
-      </w:r>
-      <w:r>
-        <w:rPr>
-          <w:rFonts w:ascii="Times New Roman" w:hAnsi="Times New Roman"/>
-          <w:i/>
-          <w:color w:val="FF0000"/>
-          <w:sz w:val="24"/>
-        </w:rPr>
-        <w:t>(3 р.)</w:t>
-      </w:r>
-      <w:r>
-        <w:rPr>
-          <w:rFonts w:ascii="Times New Roman" w:hAnsi="Times New Roman"/>
-          <w:sz w:val="24"/>
-        </w:rPr>
-        <w:t>.</w:t>
-      </w:r>
-    </w:p>
-    <w:p>
-      <w:pPr>
-        <w:rPr>
-          <w:rFonts w:ascii="Times New Roman" w:hAnsi="Times New Roman"/>
-          <w:sz w:val="24"/>
-        </w:rPr>
-      </w:pPr>
-      <w:r>
-        <w:rPr>
-          <w:rFonts w:ascii="Times New Roman" w:hAnsi="Times New Roman"/>
-          <w:sz w:val="24"/>
-        </w:rPr>
-        <w:t>Слава Отцю, і Сину, і Святому Духові,* і нині і повсякчас, і на віки вічні. Амінь.</w:t>
-      </w:r>
-    </w:p>
-    <w:p>
-      <w:pPr>
-        <w:rPr>
-          <w:rFonts w:ascii="Times New Roman" w:hAnsi="Times New Roman"/>
-          <w:sz w:val="24"/>
-        </w:rPr>
-      </w:pPr>
-      <w:r>
-        <w:rPr>
-          <w:rFonts w:ascii="Times New Roman" w:hAnsi="Times New Roman"/>
-          <w:sz w:val="24"/>
-        </w:rPr>
-        <w:t>Отче наш, що єси на небесах,* нехай святиться ім’я твоє,* нехай прийде царство твоє,* нехай буде воля твоя, як на небі, так і на землі.* Хліб наш насущний дай нам сьогодні,* і прости нам провини наші,* як і ми прощаємо винуватцям нашим,* і не введи нас у спокусу,* але визволи нас від лукавого.</w:t>
-      </w:r>
-    </w:p>
-    <w:p>
-      <w:pPr>
-        <w:rPr>
-          <w:rFonts w:ascii="Times New Roman" w:hAnsi="Times New Roman"/>
-          <w:sz w:val="24"/>
-        </w:rPr>
-      </w:pPr>
-      <w:r>
-        <w:rPr>
-          <w:rFonts w:ascii="Times New Roman" w:hAnsi="Times New Roman"/>
-          <w:i/>
-          <w:color w:val="FF0000"/>
-          <w:sz w:val="24"/>
-        </w:rPr>
-        <w:t xml:space="preserve">Священик: </w:t>
-      </w:r>
-      <w:r>
-        <w:rPr>
-          <w:rFonts w:ascii="Times New Roman" w:hAnsi="Times New Roman"/>
-          <w:sz w:val="24"/>
-        </w:rPr>
-        <w:t>Бо твоє є царство, і сила, і слава, Отця, і Сина, і Святого Духа, нині і повсякчас, і на віки вічні.</w:t>
-      </w:r>
-    </w:p>
-    <w:p>
-      <w:pPr>
-        <w:rPr>
-          <w:rFonts w:ascii="Times New Roman" w:hAnsi="Times New Roman"/>
-          <w:sz w:val="24"/>
-        </w:rPr>
-      </w:pPr>
-      <w:r>
-        <w:rPr>
-          <w:rFonts w:ascii="Times New Roman" w:hAnsi="Times New Roman"/>
-          <w:i/>
-          <w:color w:val="FF0000"/>
-          <w:sz w:val="24"/>
-        </w:rPr>
-        <w:t xml:space="preserve">Вірні: </w:t>
-      </w:r>
-      <w:r>
-        <w:rPr>
-          <w:rFonts w:ascii="Times New Roman" w:hAnsi="Times New Roman"/>
-          <w:sz w:val="24"/>
-        </w:rPr>
-        <w:t>Амінь.</w:t>
-      </w:r>
-    </w:p>
-    <w:p>
-      <w:pPr>
-        <w:rPr>
-          <w:rFonts w:ascii="Times New Roman" w:hAnsi="Times New Roman"/>
-          <w:sz w:val="24"/>
-        </w:rPr>
-      </w:pPr>
-      <w:r>
-        <w:rPr>
-          <w:rFonts w:ascii="Times New Roman" w:hAnsi="Times New Roman"/>
-          <w:sz w:val="24"/>
-        </w:rPr>
-        <w:t xml:space="preserve">Господи, помилуй. </w:t>
-      </w:r>
-      <w:r>
-        <w:rPr>
-          <w:rFonts w:ascii="Times New Roman" w:hAnsi="Times New Roman"/>
-          <w:i/>
-          <w:iCs/>
-          <w:color w:val="FF0000"/>
-          <w:sz w:val="24"/>
-        </w:rPr>
-        <w:t>(12 р.)</w:t>
-      </w:r>
-      <w:r>
-        <w:rPr>
-          <w:rFonts w:ascii="Times New Roman" w:hAnsi="Times New Roman"/>
+          <w:b/>
+          <w:i/>
+          <w:sz w:val="24"/>
+        </w:rPr>
+      </w:pPr>
+      <w:r>
+        <w:rPr>
+          <w:rFonts w:ascii="Times New Roman" w:hAnsi="Times New Roman"/>
+          <w:b/>
+          <w:i/>
+          <w:color w:val="FF0000"/>
+          <w:sz w:val="24"/>
+        </w:rPr>
+        <w:t>Молитва на Час 9-ий</w:t>
+      </w:r>
+    </w:p>
+    <w:p>
+      <w:pPr>
+        <w:rPr>
+          <w:rFonts w:ascii="Times New Roman" w:hAnsi="Times New Roman"/>
+          <w:sz w:val="24"/>
+        </w:rPr>
+      </w:pPr>
+      <w:r>
+        <w:rPr>
+          <w:rFonts w:ascii="Times New Roman" w:hAnsi="Times New Roman"/>
+          <w:sz w:val="24"/>
+        </w:rPr>
+        <w:t>Владико Господи, Ісусе Христе, Боже наш! Ти довго терпиш наші провини і привів нас аж до цієї години, в яку ти на животворнім дереві висячи, благорозумному розбійникові до раю відчинив вхід і смертю смерть знищив. Очисти нас грішних і недостойних слуг твоїх, бо нагрішили ми й беззаконня натворили, що вже не достойні звести очей наших і поглянути на височінь небесну, бо ми знехтували дорогу правди твоєї і ходили, куди вело нас серце наше! Тож молимо твоє безмірне милосердя: Пожалій нас, Боже, з безмежної милости своєї і спаси нас задля імени твого святого, бо змарнували ми в суєті дні наші. Визволи нас із руки супротивника і прости нам гріхи наші. Умертви тілесні пристрасті наші, щоб відкинувши стару людину, ми в нову зодягнулися, і жили для тебе, Владики нашого і Доброчинця, і так, ідучи за твоїми веліннями, досягли вічного спокою, де для всіх праведних радісна оселя. Бо ти правдиво істинна веселість і радість для тих, які люблять тебе, Христе Боже наш, і тобі славу віддаємо з предвічним твоїм Отцем, і пресвятим, і благим, і животворним твоїм Духом, нині і повсякчас, і на віки вічні. Амінь.</w:t>
+      </w:r>
+    </w:p>
+    <w:p>
+      <w:pPr>
+        <w:spacing w:after="120"/>
+        <w:jc w:val="both"/>
+      </w:pPr>
+      <w:r>
+        <w:rPr>
+          <w:rFonts w:ascii="Times New Roman" w:hAnsi="Times New Roman"/>
+          <w:i/>
+          <w:color w:val="FF0000"/>
+          <w:sz w:val="24"/>
+        </w:rPr>
+        <w:t>Священик:</w:t>
+      </w:r>
+      <w:r>
+        <w:rPr>
+          <w:rFonts w:ascii="Times New Roman" w:hAnsi="Times New Roman"/>
+          <w:color w:val="FF0000"/>
           <w:sz w:val="24"/>
         </w:rPr>
         <w:t xml:space="preserve"> </w:t>
       </w:r>
-    </w:p>
-    <w:bookmarkEnd w:id="0"/>
-    <w:p>
-      <w:pPr>
-        <w:jc w:val="center"/>
-        <w:rPr>
-          <w:rFonts w:ascii="Times New Roman" w:hAnsi="Times New Roman"/>
-          <w:b/>
-          <w:i/>
-          <w:sz w:val="24"/>
-        </w:rPr>
-      </w:pPr>
-      <w:r>
-        <w:rPr>
-          <w:rFonts w:ascii="Times New Roman" w:hAnsi="Times New Roman"/>
-          <w:b/>
-          <w:i/>
-          <w:color w:val="FF0000"/>
-          <w:sz w:val="24"/>
-        </w:rPr>
-        <w:t>Молитва на Час 9-ий</w:t>
-      </w:r>
-    </w:p>
-    <w:p>
-      <w:pPr>
-        <w:rPr>
-          <w:rFonts w:ascii="Times New Roman" w:hAnsi="Times New Roman"/>
-          <w:sz w:val="24"/>
-        </w:rPr>
-      </w:pPr>
-      <w:r>
-        <w:rPr>
-          <w:rFonts w:ascii="Times New Roman" w:hAnsi="Times New Roman"/>
-          <w:sz w:val="24"/>
-        </w:rPr>
-        <w:t>Владико Господи, Ісусе Христе, Боже наш! Ти довго терпиш наші провини і привів нас аж до цієї години, в яку ти на животворнім дереві висячи, благорозумному розбійникові до раю відчинив вхід і смертю смерть знищив. Очисти нас грішних і недостойних слуг твоїх, бо нагрішили ми й беззаконня натворили, що вже не достойні звести очей наших і поглянути на височінь небесну, бо ми знехтували дорогу правди твоєї і ходили, куди вело нас серце наше! Тож молимо твоє безмірне милосердя: Пожалій нас, Боже, з безмежної милости своєї і спаси нас задля імени твого святого, бо змарнували ми в суєті дні наші. Визволи нас із руки супротивника і прости нам гріхи наші. Умертви тілесні пристрасті наші, щоб відкинувши стару людину, ми в нову зодягнулися, і жили для тебе, Владики нашого і Доброчинця, і так, ідучи за твоїми веліннями, досягли вічного спокою, де для всіх праведних радісна оселя. Бо ти правдиво істинна веселість і радість для тих, які люблять тебе, Христе Боже наш, і тобі славу віддаємо з предвічним твоїм Отцем, і пресвятим, і благим, і животворним твоїм Духом, нині і повсякчас, і на віки вічні. Амінь.</w:t>
-      </w:r>
-    </w:p>
-    <w:p>
-      <w:pPr>
-        <w:rPr>
-          <w:rFonts w:ascii="Times New Roman" w:hAnsi="Times New Roman"/>
-          <w:sz w:val="24"/>
-        </w:rPr>
-      </w:pPr>
-      <w:r>
-        <w:rPr>
-          <w:rFonts w:ascii="Times New Roman" w:hAnsi="Times New Roman"/>
-          <w:i/>
-          <w:color w:val="FF0000"/>
-          <w:sz w:val="24"/>
-        </w:rPr>
-        <w:t xml:space="preserve">Священик: </w:t>
-      </w:r>
-      <w:r>
-        <w:rPr>
-          <w:rFonts w:ascii="Times New Roman" w:hAnsi="Times New Roman"/>
-          <w:sz w:val="24"/>
-        </w:rPr>
-        <w:t>Слава тобі, Христе Боже, надіє наша, слава тобі!</w:t>
+      <w:r>
+        <w:rPr>
+          <w:rFonts w:ascii="Times New Roman" w:hAnsi="Times New Roman"/>
+          <w:sz w:val="24"/>
+        </w:rPr>
+        <w:t>Слава тобі, Христе Боже, уповання наше, слава тобі!</w:t>
       </w:r>
     </w:p>
     <w:p>
